--- a/klagomål/A 4820-2026 FSC-klagomål.docx
+++ b/klagomål/A 4820-2026 FSC-klagomål.docx
@@ -680,7 +680,7 @@
     <w:r>
       <w:tab/>
       <w:tab/>
-      <w:t>2026-02-28</w:t>
+      <w:t>2026-03-01</w:t>
       <w:br/>
       <w:br/>
     </w:r>

--- a/klagomål/A 4820-2026 FSC-klagomål.docx
+++ b/klagomål/A 4820-2026 FSC-klagomål.docx
@@ -680,7 +680,7 @@
     <w:r>
       <w:tab/>
       <w:tab/>
-      <w:t>2026-03-01</w:t>
+      <w:t>2026-03-02</w:t>
       <w:br/>
       <w:br/>
     </w:r>

--- a/klagomål/A 4820-2026 FSC-klagomål.docx
+++ b/klagomål/A 4820-2026 FSC-klagomål.docx
@@ -680,7 +680,7 @@
     <w:r>
       <w:tab/>
       <w:tab/>
-      <w:t>2026-03-02</w:t>
+      <w:t>2026-03-03</w:t>
       <w:br/>
       <w:br/>
     </w:r>

--- a/klagomål/A 4820-2026 FSC-klagomål.docx
+++ b/klagomål/A 4820-2026 FSC-klagomål.docx
@@ -680,7 +680,7 @@
     <w:r>
       <w:tab/>
       <w:tab/>
-      <w:t>2026-03-03</w:t>
+      <w:t>2026-03-04</w:t>
       <w:br/>
       <w:br/>
     </w:r>

--- a/klagomål/A 4820-2026 FSC-klagomål.docx
+++ b/klagomål/A 4820-2026 FSC-klagomål.docx
@@ -680,7 +680,7 @@
     <w:r>
       <w:tab/>
       <w:tab/>
-      <w:t>2026-03-04</w:t>
+      <w:t>2026-03-05</w:t>
       <w:br/>
       <w:br/>
     </w:r>

--- a/klagomål/A 4820-2026 FSC-klagomål.docx
+++ b/klagomål/A 4820-2026 FSC-klagomål.docx
@@ -680,7 +680,7 @@
     <w:r>
       <w:tab/>
       <w:tab/>
-      <w:t>2026-03-05</w:t>
+      <w:t>2026-03-06</w:t>
       <w:br/>
       <w:br/>
     </w:r>

--- a/klagomål/A 4820-2026 FSC-klagomål.docx
+++ b/klagomål/A 4820-2026 FSC-klagomål.docx
@@ -680,7 +680,7 @@
     <w:r>
       <w:tab/>
       <w:tab/>
-      <w:t>2026-03-06</w:t>
+      <w:t>2026-03-07</w:t>
       <w:br/>
       <w:br/>
     </w:r>

--- a/klagomål/A 4820-2026 FSC-klagomål.docx
+++ b/klagomål/A 4820-2026 FSC-klagomål.docx
@@ -680,7 +680,7 @@
     <w:r>
       <w:tab/>
       <w:tab/>
-      <w:t>2026-03-13</w:t>
+      <w:t>2026-03-16</w:t>
       <w:br/>
       <w:br/>
     </w:r>

--- a/klagomål/A 4820-2026 FSC-klagomål.docx
+++ b/klagomål/A 4820-2026 FSC-klagomål.docx
@@ -680,7 +680,7 @@
     <w:r>
       <w:tab/>
       <w:tab/>
-      <w:t>2026-03-16</w:t>
+      <w:t>2026-03-17</w:t>
       <w:br/>
       <w:br/>
     </w:r>

--- a/klagomål/A 4820-2026 FSC-klagomål.docx
+++ b/klagomål/A 4820-2026 FSC-klagomål.docx
@@ -680,7 +680,7 @@
     <w:r>
       <w:tab/>
       <w:tab/>
-      <w:t>2026-03-17</w:t>
+      <w:t>2026-03-18</w:t>
       <w:br/>
       <w:br/>
     </w:r>

--- a/klagomål/A 4820-2026 FSC-klagomål.docx
+++ b/klagomål/A 4820-2026 FSC-klagomål.docx
@@ -680,7 +680,7 @@
     <w:r>
       <w:tab/>
       <w:tab/>
-      <w:t>2026-03-18</w:t>
+      <w:t>2026-03-19</w:t>
       <w:br/>
       <w:br/>
     </w:r>

--- a/klagomål/A 4820-2026 FSC-klagomål.docx
+++ b/klagomål/A 4820-2026 FSC-klagomål.docx
@@ -680,7 +680,7 @@
     <w:r>
       <w:tab/>
       <w:tab/>
-      <w:t>2026-03-19</w:t>
+      <w:t>2026-03-20</w:t>
       <w:br/>
       <w:br/>
     </w:r>

--- a/klagomål/A 4820-2026 FSC-klagomål.docx
+++ b/klagomål/A 4820-2026 FSC-klagomål.docx
@@ -680,7 +680,7 @@
     <w:r>
       <w:tab/>
       <w:tab/>
-      <w:t>2026-03-20</w:t>
+      <w:t>2026-03-21</w:t>
       <w:br/>
       <w:br/>
     </w:r>

--- a/klagomål/A 4820-2026 FSC-klagomål.docx
+++ b/klagomål/A 4820-2026 FSC-klagomål.docx
@@ -680,7 +680,7 @@
     <w:r>
       <w:tab/>
       <w:tab/>
-      <w:t>2026-03-21</w:t>
+      <w:t>2026-03-22</w:t>
       <w:br/>
       <w:br/>
     </w:r>

--- a/klagomål/A 4820-2026 FSC-klagomål.docx
+++ b/klagomål/A 4820-2026 FSC-klagomål.docx
@@ -680,7 +680,7 @@
     <w:r>
       <w:tab/>
       <w:tab/>
-      <w:t>2026-03-22</w:t>
+      <w:t>2026-03-23</w:t>
       <w:br/>
       <w:br/>
     </w:r>

--- a/klagomål/A 4820-2026 FSC-klagomål.docx
+++ b/klagomål/A 4820-2026 FSC-klagomål.docx
@@ -680,7 +680,7 @@
     <w:r>
       <w:tab/>
       <w:tab/>
-      <w:t>2026-03-23</w:t>
+      <w:t>2026-03-24</w:t>
       <w:br/>
       <w:br/>
     </w:r>

--- a/klagomål/A 4820-2026 FSC-klagomål.docx
+++ b/klagomål/A 4820-2026 FSC-klagomål.docx
@@ -680,7 +680,7 @@
     <w:r>
       <w:tab/>
       <w:tab/>
-      <w:t>2026-03-24</w:t>
+      <w:t>2026-03-25</w:t>
       <w:br/>
       <w:br/>
     </w:r>

--- a/klagomål/A 4820-2026 FSC-klagomål.docx
+++ b/klagomål/A 4820-2026 FSC-klagomål.docx
@@ -680,7 +680,7 @@
     <w:r>
       <w:tab/>
       <w:tab/>
-      <w:t>2026-03-25</w:t>
+      <w:t>2026-03-26</w:t>
       <w:br/>
       <w:br/>
     </w:r>

--- a/klagomål/A 4820-2026 FSC-klagomål.docx
+++ b/klagomål/A 4820-2026 FSC-klagomål.docx
@@ -680,7 +680,7 @@
     <w:r>
       <w:tab/>
       <w:tab/>
-      <w:t>2026-03-26</w:t>
+      <w:t>2026-03-27</w:t>
       <w:br/>
       <w:br/>
     </w:r>

--- a/klagomål/A 4820-2026 FSC-klagomål.docx
+++ b/klagomål/A 4820-2026 FSC-klagomål.docx
@@ -680,7 +680,7 @@
     <w:r>
       <w:tab/>
       <w:tab/>
-      <w:t>2026-03-27</w:t>
+      <w:t>2026-03-28</w:t>
       <w:br/>
       <w:br/>
     </w:r>

--- a/klagomål/A 4820-2026 FSC-klagomål.docx
+++ b/klagomål/A 4820-2026 FSC-klagomål.docx
@@ -680,7 +680,7 @@
     <w:r>
       <w:tab/>
       <w:tab/>
-      <w:t>2026-03-28</w:t>
+      <w:t>2026-03-29</w:t>
       <w:br/>
       <w:br/>
     </w:r>

--- a/klagomål/A 4820-2026 FSC-klagomål.docx
+++ b/klagomål/A 4820-2026 FSC-klagomål.docx
@@ -680,7 +680,7 @@
     <w:r>
       <w:tab/>
       <w:tab/>
-      <w:t>2026-03-29</w:t>
+      <w:t>2026-03-30</w:t>
       <w:br/>
       <w:br/>
     </w:r>

--- a/klagomål/A 4820-2026 FSC-klagomål.docx
+++ b/klagomål/A 4820-2026 FSC-klagomål.docx
@@ -680,7 +680,7 @@
     <w:r>
       <w:tab/>
       <w:tab/>
-      <w:t>2026-03-30</w:t>
+      <w:t>2026-03-31</w:t>
       <w:br/>
       <w:br/>
     </w:r>

--- a/klagomål/A 4820-2026 FSC-klagomål.docx
+++ b/klagomål/A 4820-2026 FSC-klagomål.docx
@@ -680,7 +680,7 @@
     <w:r>
       <w:tab/>
       <w:tab/>
-      <w:t>2026-03-31</w:t>
+      <w:t>2026-04-01</w:t>
       <w:br/>
       <w:br/>
     </w:r>

--- a/klagomål/A 4820-2026 FSC-klagomål.docx
+++ b/klagomål/A 4820-2026 FSC-klagomål.docx
@@ -680,7 +680,7 @@
     <w:r>
       <w:tab/>
       <w:tab/>
-      <w:t>2026-04-01</w:t>
+      <w:t>2026-04-02</w:t>
       <w:br/>
       <w:br/>
     </w:r>

--- a/klagomål/A 4820-2026 FSC-klagomål.docx
+++ b/klagomål/A 4820-2026 FSC-klagomål.docx
@@ -680,7 +680,7 @@
     <w:r>
       <w:tab/>
       <w:tab/>
-      <w:t>2026-04-02</w:t>
+      <w:t>2026-04-03</w:t>
       <w:br/>
       <w:br/>
     </w:r>

--- a/klagomål/A 4820-2026 FSC-klagomål.docx
+++ b/klagomål/A 4820-2026 FSC-klagomål.docx
@@ -680,7 +680,7 @@
     <w:r>
       <w:tab/>
       <w:tab/>
-      <w:t>2026-04-03</w:t>
+      <w:t>2026-04-04</w:t>
       <w:br/>
       <w:br/>
     </w:r>

--- a/klagomål/A 4820-2026 FSC-klagomål.docx
+++ b/klagomål/A 4820-2026 FSC-klagomål.docx
@@ -680,7 +680,7 @@
     <w:r>
       <w:tab/>
       <w:tab/>
-      <w:t>2026-04-14</w:t>
+      <w:t>2026-04-15</w:t>
       <w:br/>
       <w:br/>
     </w:r>

--- a/klagomål/A 4820-2026 FSC-klagomål.docx
+++ b/klagomål/A 4820-2026 FSC-klagomål.docx
@@ -680,7 +680,7 @@
     <w:r>
       <w:tab/>
       <w:tab/>
-      <w:t>2026-04-15</w:t>
+      <w:t>2026-04-16</w:t>
       <w:br/>
       <w:br/>
     </w:r>

--- a/klagomål/A 4820-2026 FSC-klagomål.docx
+++ b/klagomål/A 4820-2026 FSC-klagomål.docx
@@ -680,7 +680,7 @@
     <w:r>
       <w:tab/>
       <w:tab/>
-      <w:t>2026-04-16</w:t>
+      <w:t>2026-04-17</w:t>
       <w:br/>
       <w:br/>
     </w:r>

--- a/klagomål/A 4820-2026 FSC-klagomål.docx
+++ b/klagomål/A 4820-2026 FSC-klagomål.docx
@@ -680,7 +680,7 @@
     <w:r>
       <w:tab/>
       <w:tab/>
-      <w:t>2026-04-17</w:t>
+      <w:t>2026-04-18</w:t>
       <w:br/>
       <w:br/>
     </w:r>

--- a/klagomål/A 4820-2026 FSC-klagomål.docx
+++ b/klagomål/A 4820-2026 FSC-klagomål.docx
@@ -680,7 +680,7 @@
     <w:r>
       <w:tab/>
       <w:tab/>
-      <w:t>2026-04-18</w:t>
+      <w:t>2026-04-19</w:t>
       <w:br/>
       <w:br/>
     </w:r>

--- a/klagomål/A 4820-2026 FSC-klagomål.docx
+++ b/klagomål/A 4820-2026 FSC-klagomål.docx
@@ -680,7 +680,7 @@
     <w:r>
       <w:tab/>
       <w:tab/>
-      <w:t>2026-04-19</w:t>
+      <w:t>2026-04-20</w:t>
       <w:br/>
       <w:br/>
     </w:r>

--- a/klagomål/A 4820-2026 FSC-klagomål.docx
+++ b/klagomål/A 4820-2026 FSC-klagomål.docx
@@ -680,7 +680,7 @@
     <w:r>
       <w:tab/>
       <w:tab/>
-      <w:t>2026-04-20</w:t>
+      <w:t>2026-04-21</w:t>
       <w:br/>
       <w:br/>
     </w:r>

--- a/klagomål/A 4820-2026 FSC-klagomål.docx
+++ b/klagomål/A 4820-2026 FSC-klagomål.docx
@@ -680,7 +680,7 @@
     <w:r>
       <w:tab/>
       <w:tab/>
-      <w:t>2026-04-21</w:t>
+      <w:t>2026-04-22</w:t>
       <w:br/>
       <w:br/>
     </w:r>

--- a/klagomål/A 4820-2026 FSC-klagomål.docx
+++ b/klagomål/A 4820-2026 FSC-klagomål.docx
@@ -680,7 +680,7 @@
     <w:r>
       <w:tab/>
       <w:tab/>
-      <w:t>2026-04-22</w:t>
+      <w:t>2026-04-23</w:t>
       <w:br/>
       <w:br/>
     </w:r>

--- a/klagomål/A 4820-2026 FSC-klagomål.docx
+++ b/klagomål/A 4820-2026 FSC-klagomål.docx
@@ -680,7 +680,7 @@
     <w:r>
       <w:tab/>
       <w:tab/>
-      <w:t>2026-04-23</w:t>
+      <w:t>2026-04-24</w:t>
       <w:br/>
       <w:br/>
     </w:r>

--- a/klagomål/A 4820-2026 FSC-klagomål.docx
+++ b/klagomål/A 4820-2026 FSC-klagomål.docx
@@ -680,7 +680,7 @@
     <w:r>
       <w:tab/>
       <w:tab/>
-      <w:t>2026-04-24</w:t>
+      <w:t>2026-04-25</w:t>
       <w:br/>
       <w:br/>
     </w:r>

--- a/klagomål/A 4820-2026 FSC-klagomål.docx
+++ b/klagomål/A 4820-2026 FSC-klagomål.docx
@@ -680,7 +680,7 @@
     <w:r>
       <w:tab/>
       <w:tab/>
-      <w:t>2026-04-25</w:t>
+      <w:t>2026-04-26</w:t>
       <w:br/>
       <w:br/>
     </w:r>

--- a/klagomål/A 4820-2026 FSC-klagomål.docx
+++ b/klagomål/A 4820-2026 FSC-klagomål.docx
@@ -680,7 +680,7 @@
     <w:r>
       <w:tab/>
       <w:tab/>
-      <w:t>2026-04-26</w:t>
+      <w:t>2026-04-27</w:t>
       <w:br/>
       <w:br/>
     </w:r>

--- a/klagomål/A 4820-2026 FSC-klagomål.docx
+++ b/klagomål/A 4820-2026 FSC-klagomål.docx
@@ -680,7 +680,7 @@
     <w:r>
       <w:tab/>
       <w:tab/>
-      <w:t>2026-04-27</w:t>
+      <w:t>2026-04-28</w:t>
       <w:br/>
       <w:br/>
     </w:r>

--- a/klagomål/A 4820-2026 FSC-klagomål.docx
+++ b/klagomål/A 4820-2026 FSC-klagomål.docx
@@ -680,7 +680,7 @@
     <w:r>
       <w:tab/>
       <w:tab/>
-      <w:t>2026-04-28</w:t>
+      <w:t>2026-04-29</w:t>
       <w:br/>
       <w:br/>
     </w:r>

--- a/klagomål/A 4820-2026 FSC-klagomål.docx
+++ b/klagomål/A 4820-2026 FSC-klagomål.docx
@@ -680,7 +680,7 @@
     <w:r>
       <w:tab/>
       <w:tab/>
-      <w:t>2026-04-29</w:t>
+      <w:t>2026-04-30</w:t>
       <w:br/>
       <w:br/>
     </w:r>

--- a/klagomål/A 4820-2026 FSC-klagomål.docx
+++ b/klagomål/A 4820-2026 FSC-klagomål.docx
@@ -680,7 +680,7 @@
     <w:r>
       <w:tab/>
       <w:tab/>
-      <w:t>2026-04-30</w:t>
+      <w:t>2026-05-01</w:t>
       <w:br/>
       <w:br/>
     </w:r>

--- a/klagomål/A 4820-2026 FSC-klagomål.docx
+++ b/klagomål/A 4820-2026 FSC-klagomål.docx
@@ -680,7 +680,7 @@
     <w:r>
       <w:tab/>
       <w:tab/>
-      <w:t>2026-05-01</w:t>
+      <w:t>2026-05-02</w:t>
       <w:br/>
       <w:br/>
     </w:r>

--- a/klagomål/A 4820-2026 FSC-klagomål.docx
+++ b/klagomål/A 4820-2026 FSC-klagomål.docx
@@ -680,7 +680,7 @@
     <w:r>
       <w:tab/>
       <w:tab/>
-      <w:t>2026-05-02</w:t>
+      <w:t>2026-05-03</w:t>
       <w:br/>
       <w:br/>
     </w:r>

--- a/klagomål/A 4820-2026 FSC-klagomål.docx
+++ b/klagomål/A 4820-2026 FSC-klagomål.docx
@@ -680,7 +680,7 @@
     <w:r>
       <w:tab/>
       <w:tab/>
-      <w:t>2026-05-03</w:t>
+      <w:t>2026-05-04</w:t>
       <w:br/>
       <w:br/>
     </w:r>

--- a/klagomål/A 4820-2026 FSC-klagomål.docx
+++ b/klagomål/A 4820-2026 FSC-klagomål.docx
@@ -680,7 +680,7 @@
     <w:r>
       <w:tab/>
       <w:tab/>
-      <w:t>2026-05-04</w:t>
+      <w:t>2026-05-05</w:t>
       <w:br/>
       <w:br/>
     </w:r>

--- a/klagomål/A 4820-2026 FSC-klagomål.docx
+++ b/klagomål/A 4820-2026 FSC-klagomål.docx
@@ -680,7 +680,7 @@
     <w:r>
       <w:tab/>
       <w:tab/>
-      <w:t>2026-05-05</w:t>
+      <w:t>2026-05-06</w:t>
       <w:br/>
       <w:br/>
     </w:r>

--- a/klagomål/A 4820-2026 FSC-klagomål.docx
+++ b/klagomål/A 4820-2026 FSC-klagomål.docx
@@ -680,7 +680,7 @@
     <w:r>
       <w:tab/>
       <w:tab/>
-      <w:t>2026-05-06</w:t>
+      <w:t>2026-05-07</w:t>
       <w:br/>
       <w:br/>
     </w:r>

--- a/klagomål/A 4820-2026 FSC-klagomål.docx
+++ b/klagomål/A 4820-2026 FSC-klagomål.docx
@@ -680,7 +680,7 @@
     <w:r>
       <w:tab/>
       <w:tab/>
-      <w:t>2026-05-07</w:t>
+      <w:t>2026-05-08</w:t>
       <w:br/>
       <w:br/>
     </w:r>

--- a/klagomål/A 4820-2026 FSC-klagomål.docx
+++ b/klagomål/A 4820-2026 FSC-klagomål.docx
@@ -680,7 +680,7 @@
     <w:r>
       <w:tab/>
       <w:tab/>
-      <w:t>2026-05-08</w:t>
+      <w:t>2026-05-09</w:t>
       <w:br/>
       <w:br/>
     </w:r>

--- a/klagomål/A 4820-2026 FSC-klagomål.docx
+++ b/klagomål/A 4820-2026 FSC-klagomål.docx
@@ -680,7 +680,7 @@
     <w:r>
       <w:tab/>
       <w:tab/>
-      <w:t>2026-05-09</w:t>
+      <w:t>2026-05-10</w:t>
       <w:br/>
       <w:br/>
     </w:r>

--- a/klagomål/A 4820-2026 FSC-klagomål.docx
+++ b/klagomål/A 4820-2026 FSC-klagomål.docx
@@ -680,7 +680,7 @@
     <w:r>
       <w:tab/>
       <w:tab/>
-      <w:t>2026-05-10</w:t>
+      <w:t>2026-05-11</w:t>
       <w:br/>
       <w:br/>
     </w:r>

--- a/klagomål/A 4820-2026 FSC-klagomål.docx
+++ b/klagomål/A 4820-2026 FSC-klagomål.docx
@@ -680,7 +680,7 @@
     <w:r>
       <w:tab/>
       <w:tab/>
-      <w:t>2026-05-11</w:t>
+      <w:t>2026-05-12</w:t>
       <w:br/>
       <w:br/>
     </w:r>

--- a/klagomål/A 4820-2026 FSC-klagomål.docx
+++ b/klagomål/A 4820-2026 FSC-klagomål.docx
@@ -680,7 +680,7 @@
     <w:r>
       <w:tab/>
       <w:tab/>
-      <w:t>2026-05-12</w:t>
+      <w:t>2026-05-13</w:t>
       <w:br/>
       <w:br/>
     </w:r>

--- a/klagomål/A 4820-2026 FSC-klagomål.docx
+++ b/klagomål/A 4820-2026 FSC-klagomål.docx
@@ -680,7 +680,7 @@
     <w:r>
       <w:tab/>
       <w:tab/>
-      <w:t>2026-05-13</w:t>
+      <w:t>2026-05-16</w:t>
       <w:br/>
       <w:br/>
     </w:r>

--- a/klagomål/A 4820-2026 FSC-klagomål.docx
+++ b/klagomål/A 4820-2026 FSC-klagomål.docx
@@ -680,7 +680,7 @@
     <w:r>
       <w:tab/>
       <w:tab/>
-      <w:t>2026-06-15</w:t>
+      <w:t>2026-06-16</w:t>
       <w:br/>
       <w:br/>
     </w:r>

--- a/klagomål/A 4820-2026 FSC-klagomål.docx
+++ b/klagomål/A 4820-2026 FSC-klagomål.docx
@@ -680,7 +680,7 @@
     <w:r>
       <w:tab/>
       <w:tab/>
-      <w:t>2026-06-16</w:t>
+      <w:t>2026-06-17</w:t>
       <w:br/>
       <w:br/>
     </w:r>

--- a/klagomål/A 4820-2026 FSC-klagomål.docx
+++ b/klagomål/A 4820-2026 FSC-klagomål.docx
@@ -1,6 +1,6 @@
 
 <file path=word/document.xml><?xml version="1.0" encoding="utf-8"?>
-<w:document xmlns:wpc="http://schemas.microsoft.com/office/word/2010/wordprocessingCanvas" xmlns:cx="http://schemas.microsoft.com/office/drawing/2014/chartex" xmlns:cx1="http://schemas.microsoft.com/office/drawing/2015/9/8/chartex" xmlns:cx2="http://schemas.microsoft.com/office/drawing/2015/10/21/chartex" xmlns:cx3="http://schemas.microsoft.com/office/drawing/2016/5/9/chartex" xmlns:cx4="http://schemas.microsoft.com/office/drawing/2016/5/10/chartex" xmlns:cx5="http://schemas.microsoft.com/office/drawing/2016/5/11/chartex" xmlns:cx6="http://schemas.microsoft.com/office/drawing/2016/5/12/chartex" xmlns:cx7="http://schemas.microsoft.com/office/drawing/2016/5/13/chartex" xmlns:cx8="http://schemas.microsoft.com/office/drawing/2016/5/14/chartex" xmlns:mc="http://schemas.openxmlformats.org/markup-compatibility/2006" xmlns:aink="http://schemas.microsoft.com/office/drawing/2016/ink" xmlns:am3d="http://schemas.microsoft.com/office/drawing/2017/model3d" xmlns:o="urn:schemas-microsoft-com:office:office" xmlns:oel="http://schemas.microsoft.com/office/2019/extlst" xmlns:r="http://schemas.openxmlformats.org/officeDocument/2006/relationships" xmlns:m="http://schemas.openxmlformats.org/officeDocument/2006/math" xmlns:v="urn:schemas-microsoft-com:vml" xmlns:wp14="http://schemas.microsoft.com/office/word/2010/wordprocessingDrawing" xmlns:wp="http://schemas.openxmlformats.org/drawingml/2006/wordprocessingDrawing" xmlns:w10="urn:schemas-microsoft-com:office:word" xmlns:w="http://schemas.openxmlformats.org/wordprocessingml/2006/main" xmlns:w14="http://schemas.microsoft.com/office/word/2010/wordml" xmlns:w15="http://schemas.microsoft.com/office/word/2012/wordml" xmlns:w16cex="http://schemas.microsoft.com/office/word/2018/wordml/cex" xmlns:w16cid="http://schemas.microsoft.com/office/word/2016/wordml/cid" xmlns:w16="http://schemas.microsoft.com/office/word/2018/wordml" xmlns:w16sdtdh="http://schemas.microsoft.com/office/word/2020/wordml/sdtdatahash" xmlns:w16se="http://schemas.microsoft.com/office/word/2015/wordml/symex" xmlns:wpg="http://schemas.microsoft.com/office/word/2010/wordprocessingGroup" xmlns:wpi="http://schemas.microsoft.com/office/word/2010/wordprocessingInk" xmlns:wne="http://schemas.microsoft.com/office/word/2006/wordml" xmlns:wps="http://schemas.microsoft.com/office/word/2010/wordprocessingShape" mc:Ignorable="w14 w15 w16se w16cid w16 w16cex w16sdtdh wp14">
+<w:document xmlns:wpc="http://schemas.microsoft.com/office/word/2010/wordprocessingCanvas" xmlns:cx="http://schemas.microsoft.com/office/drawing/2014/chartex" xmlns:cx1="http://schemas.microsoft.com/office/drawing/2015/9/8/chartex" xmlns:cx2="http://schemas.microsoft.com/office/drawing/2015/10/21/chartex" xmlns:cx3="http://schemas.microsoft.com/office/drawing/2016/5/9/chartex" xmlns:cx4="http://schemas.microsoft.com/office/drawing/2016/5/10/chartex" xmlns:cx5="http://schemas.microsoft.com/office/drawing/2016/5/11/chartex" xmlns:cx6="http://schemas.microsoft.com/office/drawing/2016/5/12/chartex" xmlns:cx7="http://schemas.microsoft.com/office/drawing/2016/5/13/chartex" xmlns:cx8="http://schemas.microsoft.com/office/drawing/2016/5/14/chartex" xmlns:mc="http://schemas.openxmlformats.org/markup-compatibility/2006" xmlns:aink="http://schemas.microsoft.com/office/drawing/2016/ink" xmlns:am3d="http://schemas.microsoft.com/office/drawing/2017/model3d" xmlns:o="urn:schemas-microsoft-com:office:office" xmlns:oel="http://schemas.microsoft.com/office/2019/extlst" xmlns:r="http://schemas.openxmlformats.org/officeDocument/2006/relationships" xmlns:m="http://schemas.openxmlformats.org/officeDocument/2006/math" xmlns:v="urn:schemas-microsoft-com:vml" xmlns:wp14="http://schemas.microsoft.com/office/word/2010/wordprocessingDrawing" xmlns:wp="http://schemas.openxmlformats.org/drawingml/2006/wordprocessingDrawing" xmlns:w10="urn:schemas-microsoft-com:office:word" xmlns:w="http://schemas.openxmlformats.org/wordprocessingml/2006/main" xmlns:w14="http://schemas.microsoft.com/office/word/2010/wordml" xmlns:w15="http://schemas.microsoft.com/office/word/2012/wordml" xmlns:w16cex="http://schemas.microsoft.com/office/word/2018/wordml/cex" xmlns:w16cid="http://schemas.microsoft.com/office/word/2016/wordml/cid" xmlns:w16="http://schemas.microsoft.com/office/word/2018/wordml" xmlns:w16du="http://schemas.microsoft.com/office/word/2023/wordml/word16du" xmlns:w16sdtdh="http://schemas.microsoft.com/office/word/2020/wordml/sdtdatahash" xmlns:w16sdtfl="http://schemas.microsoft.com/office/word/2024/wordml/sdtformatlock" xmlns:w16se="http://schemas.microsoft.com/office/word/2015/wordml/symex" xmlns:wpg="http://schemas.microsoft.com/office/word/2010/wordprocessingGroup" xmlns:wpi="http://schemas.microsoft.com/office/word/2010/wordprocessingInk" xmlns:wne="http://schemas.microsoft.com/office/word/2006/wordml" xmlns:wps="http://schemas.microsoft.com/office/word/2010/wordprocessingShape" mc:Ignorable="w14 w15 w16se w16cid w16 w16cex w16sdtdh w16sdtfl w16du wp14">
   <w:body>
     <w:p>
       <w:r>
@@ -168,7 +168,7 @@
     </w:p>
     <w:p>
       <w:r>
-        <w:t>Detta dokument behandlar höga naturvärden i avverkningsanmälan A 4820-2026 i Norrköpings kommun. Denna avverkningsanmälan inkom 2026-01-26 00:00:00 och omfattar 5,9 ha.</w:t>
+        <w:t>Detta dokument behandlar höga naturvärden i avverkningsanmälan A 4820-2026 i Norrköpings kommun som inkom 2026-01-26 och omfattar 5,9 ha.</w:t>
       </w:r>
     </w:p>
     <w:p>
@@ -191,12 +191,15 @@
     </w:p>
     <w:p>
       <w:r>
-        <w:t>I avverkningsanmälan har följande 1 naturvårdsarter hittats: tallticka (NT). Av dessa är 1 rödlistade. För rödlistade arter har rödlistekategorin angivits inom parentes.</w:t>
+        <w:t>Inom 7 meter från avverkningsanmälan har följande 5 naturvårdsarter hittats: gammelekslav (NT, T), gul dropplav (NT), skuggorangelav (NT), tallticka (NT, T) och brun nållav (S). Av dessa är 4 rödlistade. För rödlistade arter har rödlistekategorin angivits inom parentes. Arter som är signalarter enligt Skogsstyrelsen har markerats med (S). Typiska arter inom Natura 2000 som är kopplade till skogsekosystem har markerats med (T).</w:t>
       </w:r>
     </w:p>
     <w:p>
       <w:r>
-        <w:t>De påträffade naturvårdsarterna är ett tydligt kvitto på att detta rör sig om en skog med höga naturvärden. I Figur 1 visas en karta över det avverkningsanmälda området, där samtliga fyndplatser för naturvårdsarter som finns registrerade på Artportalen har markerats.</w:t>
+        <w:t>De påträffade naturvårdsarterna är ett tydligt kvitto på att det rör sig om en skog med höga naturvärden.</w:t>
+      </w:r>
+      <w:r>
+        <w:t xml:space="preserve"> I Figur 1 visas fyndplatser för naturvårdsarter i området, som finns registrerade på Artportalen.</w:t>
       </w:r>
     </w:p>
     <w:p>
@@ -206,7 +209,7 @@
       <w:r>
         <w:drawing>
           <wp:inline xmlns:a="http://schemas.openxmlformats.org/drawingml/2006/main" xmlns:pic="http://schemas.openxmlformats.org/drawingml/2006/picture">
-            <wp:extent cx="5486400" cy="7961000"/>
+            <wp:extent cx="4081287" cy="5688000"/>
             <wp:docPr id="1" name="Picture 1"/>
             <wp:cNvGraphicFramePr>
               <a:graphicFrameLocks noChangeAspect="1"/>
@@ -227,7 +230,7 @@
                   <pic:spPr>
                     <a:xfrm>
                       <a:off x="0" y="0"/>
-                      <a:ext cx="5486400" cy="7961000"/>
+                      <a:ext cx="4081287" cy="5688000"/>
                     </a:xfrm>
                     <a:prstGeom prst="rect"/>
                   </pic:spPr>
@@ -241,9 +244,70 @@
     <w:p>
       <w:pPr>
         <w:pStyle w:val="Caption"/>
+        <w:spacing w:after="240"/>
       </w:pPr>
       <w:r>
-        <w:t>Figur 1. Fyndplatser för naturvårdsarter i det avverkningsanmälda området (röd linje). Markörer utan svart kant är placerade på fyndplatsen. Markörer med svart kant är placerade vid sidan av fyndplatsen och har ett svart streck som visar fyndplatsens exakta position. Kartans mittpunktskoordinat är N 6478712, E 600610 i SWEREF 99 TM.</w:t>
+        <w:t>Figur 1. Fyndplatser för naturvårdsarter inom 7 meter från avverkningsanmälan (röd linje). Markörer utan svart kant är placerade på fyndplatsen. Markörer med svart kant är placerade vid sidan av fyndplatsen och har ett svart streck som visar fyndplatsens exakta position. Kartans mittpunktskoordinat är N 6478712, E 600610 i SWEREF 99 TM.</w:t>
+      </w:r>
+    </w:p>
+    <w:p>
+      <w:r>
+        <w:rPr>
+          <w:b/>
+        </w:rPr>
+        <w:t xml:space="preserve">Gammelekslav (NT) </w:t>
+      </w:r>
+      <w:r>
+        <w:t>är en mycket exklusiv lav som</w:t>
+      </w:r>
+      <w:r>
+        <w:rPr>
+          <w:b/>
+        </w:rPr>
+        <w:t xml:space="preserve"> </w:t>
+      </w:r>
+      <w:r>
+        <w:t xml:space="preserve">växer på grova ekar i halvöppet läge med hög luftfuktighet. Lämpliga ekar nyskapas i mycket begränsad omfattning. Arten är placerad högst upp i Skogsstyrelsens värdepyramid för bedömning av skog med höga naturvärden. Håll öppet kring ekjättarnas ömtåliga och konkurrenskänsliga kronor. Särskilt rika lokaler med gammelekslav måste skyddas. Gammelekslav är typisk art för </w:t>
+      </w:r>
+      <w:r>
+        <w:rPr>
+          <w:i/>
+        </w:rPr>
+        <w:t xml:space="preserve">9160 Näringsrik ekskog </w:t>
+      </w:r>
+      <w:r>
+        <w:t xml:space="preserve">och </w:t>
+      </w:r>
+      <w:r>
+        <w:rPr>
+          <w:i/>
+        </w:rPr>
+        <w:t>9070 Trädklädd betesmark</w:t>
+      </w:r>
+      <w:r>
+        <w:t xml:space="preserve"> (SLU Artdatabanken, 2024; Nitare &amp; Skogsstyrelsen, 2019).</w:t>
+      </w:r>
+    </w:p>
+    <w:p>
+      <w:r>
+        <w:rPr>
+          <w:b/>
+        </w:rPr>
+        <w:t xml:space="preserve">Gul dropplav (NT) </w:t>
+      </w:r>
+      <w:r>
+        <w:t>växer praktiskt taget enbart på gamla, grova ekar i öppna till halvöppna miljöer som glesa ekhagar och lövängar. Antalet gamla grova ekar har minskat och det är viktigt att hålla öppet kring stammar och kronor på grova ekar (SLU Artdatabanken, 2024).</w:t>
+      </w:r>
+    </w:p>
+    <w:p>
+      <w:r>
+        <w:rPr>
+          <w:b/>
+        </w:rPr>
+        <w:t>Skuggorangelav (NT)</w:t>
+      </w:r>
+      <w:r>
+        <w:t xml:space="preserve"> växer främst på gamla grova ekar i halvöppna lägen. På lokaler med skuggorangelav måste ett tillräckligt antal unga träd tillåtas bli mycket gamla för att på lång sikt ersätta de nuvarande gammelträden (SLU Artdatabanken, 2024).</w:t>
       </w:r>
     </w:p>
     <w:p>
@@ -365,7 +429,7 @@
         <w:rPr>
           <w:i/>
         </w:rPr>
-        <w:t>I det avverkningsanmälda skogsområdet har 1 naturvårdsarter varav 1 rödlistade arter sina livsmiljöer och växtplatser.</w:t>
+        <w:t>I det avverkningsanmälda skogsområdet har 5 naturvårdsarter varav 4 rödlistade arter sina livsmiljöer och växtplatser.</w:t>
       </w:r>
     </w:p>
     <w:p>
@@ -570,7 +634,7 @@
 </file>
 
 <file path=word/endnotes.xml><?xml version="1.0" encoding="utf-8"?>
-<w:endnotes xmlns:wpc="http://schemas.microsoft.com/office/word/2010/wordprocessingCanvas" xmlns:cx="http://schemas.microsoft.com/office/drawing/2014/chartex" xmlns:cx1="http://schemas.microsoft.com/office/drawing/2015/9/8/chartex" xmlns:cx2="http://schemas.microsoft.com/office/drawing/2015/10/21/chartex" xmlns:cx3="http://schemas.microsoft.com/office/drawing/2016/5/9/chartex" xmlns:cx4="http://schemas.microsoft.com/office/drawing/2016/5/10/chartex" xmlns:cx5="http://schemas.microsoft.com/office/drawing/2016/5/11/chartex" xmlns:cx6="http://schemas.microsoft.com/office/drawing/2016/5/12/chartex" xmlns:cx7="http://schemas.microsoft.com/office/drawing/2016/5/13/chartex" xmlns:cx8="http://schemas.microsoft.com/office/drawing/2016/5/14/chartex" xmlns:mc="http://schemas.openxmlformats.org/markup-compatibility/2006" xmlns:aink="http://schemas.microsoft.com/office/drawing/2016/ink" xmlns:am3d="http://schemas.microsoft.com/office/drawing/2017/model3d" xmlns:o="urn:schemas-microsoft-com:office:office" xmlns:oel="http://schemas.microsoft.com/office/2019/extlst" xmlns:r="http://schemas.openxmlformats.org/officeDocument/2006/relationships" xmlns:m="http://schemas.openxmlformats.org/officeDocument/2006/math" xmlns:v="urn:schemas-microsoft-com:vml" xmlns:wp14="http://schemas.microsoft.com/office/word/2010/wordprocessingDrawing" xmlns:wp="http://schemas.openxmlformats.org/drawingml/2006/wordprocessingDrawing" xmlns:w10="urn:schemas-microsoft-com:office:word" xmlns:w="http://schemas.openxmlformats.org/wordprocessingml/2006/main" xmlns:w14="http://schemas.microsoft.com/office/word/2010/wordml" xmlns:w15="http://schemas.microsoft.com/office/word/2012/wordml" xmlns:w16cex="http://schemas.microsoft.com/office/word/2018/wordml/cex" xmlns:w16cid="http://schemas.microsoft.com/office/word/2016/wordml/cid" xmlns:w16="http://schemas.microsoft.com/office/word/2018/wordml" xmlns:w16sdtdh="http://schemas.microsoft.com/office/word/2020/wordml/sdtdatahash" xmlns:w16se="http://schemas.microsoft.com/office/word/2015/wordml/symex" xmlns:wpg="http://schemas.microsoft.com/office/word/2010/wordprocessingGroup" xmlns:wpi="http://schemas.microsoft.com/office/word/2010/wordprocessingInk" xmlns:wne="http://schemas.microsoft.com/office/word/2006/wordml" xmlns:wps="http://schemas.microsoft.com/office/word/2010/wordprocessingShape" mc:Ignorable="w14 w15 w16se w16cid w16 w16cex w16sdtdh wp14">
+<w:endnotes xmlns:wpc="http://schemas.microsoft.com/office/word/2010/wordprocessingCanvas" xmlns:cx="http://schemas.microsoft.com/office/drawing/2014/chartex" xmlns:cx1="http://schemas.microsoft.com/office/drawing/2015/9/8/chartex" xmlns:cx2="http://schemas.microsoft.com/office/drawing/2015/10/21/chartex" xmlns:cx3="http://schemas.microsoft.com/office/drawing/2016/5/9/chartex" xmlns:cx4="http://schemas.microsoft.com/office/drawing/2016/5/10/chartex" xmlns:cx5="http://schemas.microsoft.com/office/drawing/2016/5/11/chartex" xmlns:cx6="http://schemas.microsoft.com/office/drawing/2016/5/12/chartex" xmlns:cx7="http://schemas.microsoft.com/office/drawing/2016/5/13/chartex" xmlns:cx8="http://schemas.microsoft.com/office/drawing/2016/5/14/chartex" xmlns:mc="http://schemas.openxmlformats.org/markup-compatibility/2006" xmlns:aink="http://schemas.microsoft.com/office/drawing/2016/ink" xmlns:am3d="http://schemas.microsoft.com/office/drawing/2017/model3d" xmlns:o="urn:schemas-microsoft-com:office:office" xmlns:oel="http://schemas.microsoft.com/office/2019/extlst" xmlns:r="http://schemas.openxmlformats.org/officeDocument/2006/relationships" xmlns:m="http://schemas.openxmlformats.org/officeDocument/2006/math" xmlns:v="urn:schemas-microsoft-com:vml" xmlns:wp14="http://schemas.microsoft.com/office/word/2010/wordprocessingDrawing" xmlns:wp="http://schemas.openxmlformats.org/drawingml/2006/wordprocessingDrawing" xmlns:w10="urn:schemas-microsoft-com:office:word" xmlns:w="http://schemas.openxmlformats.org/wordprocessingml/2006/main" xmlns:w14="http://schemas.microsoft.com/office/word/2010/wordml" xmlns:w15="http://schemas.microsoft.com/office/word/2012/wordml" xmlns:w16cex="http://schemas.microsoft.com/office/word/2018/wordml/cex" xmlns:w16cid="http://schemas.microsoft.com/office/word/2016/wordml/cid" xmlns:w16="http://schemas.microsoft.com/office/word/2018/wordml" xmlns:w16du="http://schemas.microsoft.com/office/word/2023/wordml/word16du" xmlns:w16sdtdh="http://schemas.microsoft.com/office/word/2020/wordml/sdtdatahash" xmlns:w16sdtfl="http://schemas.microsoft.com/office/word/2024/wordml/sdtformatlock" xmlns:w16se="http://schemas.microsoft.com/office/word/2015/wordml/symex" xmlns:wpg="http://schemas.microsoft.com/office/word/2010/wordprocessingGroup" xmlns:wpi="http://schemas.microsoft.com/office/word/2010/wordprocessingInk" xmlns:wne="http://schemas.microsoft.com/office/word/2006/wordml" xmlns:wps="http://schemas.microsoft.com/office/word/2010/wordprocessingShape" mc:Ignorable="w14 w15 w16se w16cid w16 w16cex w16sdtdh w16sdtfl w16du wp14">
   <w:endnote w:type="separator" w:id="-1">
     <w:p>
       <w:pPr>
@@ -595,7 +659,7 @@
 </file>
 
 <file path=word/footer1.xml><?xml version="1.0" encoding="utf-8"?>
-<w:ftr xmlns:wpc="http://schemas.microsoft.com/office/word/2010/wordprocessingCanvas" xmlns:cx="http://schemas.microsoft.com/office/drawing/2014/chartex" xmlns:cx1="http://schemas.microsoft.com/office/drawing/2015/9/8/chartex" xmlns:cx2="http://schemas.microsoft.com/office/drawing/2015/10/21/chartex" xmlns:cx3="http://schemas.microsoft.com/office/drawing/2016/5/9/chartex" xmlns:cx4="http://schemas.microsoft.com/office/drawing/2016/5/10/chartex" xmlns:cx5="http://schemas.microsoft.com/office/drawing/2016/5/11/chartex" xmlns:cx6="http://schemas.microsoft.com/office/drawing/2016/5/12/chartex" xmlns:cx7="http://schemas.microsoft.com/office/drawing/2016/5/13/chartex" xmlns:cx8="http://schemas.microsoft.com/office/drawing/2016/5/14/chartex" xmlns:mc="http://schemas.openxmlformats.org/markup-compatibility/2006" xmlns:aink="http://schemas.microsoft.com/office/drawing/2016/ink" xmlns:am3d="http://schemas.microsoft.com/office/drawing/2017/model3d" xmlns:o="urn:schemas-microsoft-com:office:office" xmlns:oel="http://schemas.microsoft.com/office/2019/extlst" xmlns:r="http://schemas.openxmlformats.org/officeDocument/2006/relationships" xmlns:m="http://schemas.openxmlformats.org/officeDocument/2006/math" xmlns:v="urn:schemas-microsoft-com:vml" xmlns:wp14="http://schemas.microsoft.com/office/word/2010/wordprocessingDrawing" xmlns:wp="http://schemas.openxmlformats.org/drawingml/2006/wordprocessingDrawing" xmlns:w10="urn:schemas-microsoft-com:office:word" xmlns:w="http://schemas.openxmlformats.org/wordprocessingml/2006/main" xmlns:w14="http://schemas.microsoft.com/office/word/2010/wordml" xmlns:w15="http://schemas.microsoft.com/office/word/2012/wordml" xmlns:w16cex="http://schemas.microsoft.com/office/word/2018/wordml/cex" xmlns:w16cid="http://schemas.microsoft.com/office/word/2016/wordml/cid" xmlns:w16="http://schemas.microsoft.com/office/word/2018/wordml" xmlns:w16sdtdh="http://schemas.microsoft.com/office/word/2020/wordml/sdtdatahash" xmlns:w16se="http://schemas.microsoft.com/office/word/2015/wordml/symex" xmlns:wpg="http://schemas.microsoft.com/office/word/2010/wordprocessingGroup" xmlns:wpi="http://schemas.microsoft.com/office/word/2010/wordprocessingInk" xmlns:wne="http://schemas.microsoft.com/office/word/2006/wordml" xmlns:wps="http://schemas.microsoft.com/office/word/2010/wordprocessingShape" mc:Ignorable="w14 w15 w16se w16cid w16 w16cex w16sdtdh wp14">
+<w:ftr xmlns:wpc="http://schemas.microsoft.com/office/word/2010/wordprocessingCanvas" xmlns:cx="http://schemas.microsoft.com/office/drawing/2014/chartex" xmlns:cx1="http://schemas.microsoft.com/office/drawing/2015/9/8/chartex" xmlns:cx2="http://schemas.microsoft.com/office/drawing/2015/10/21/chartex" xmlns:cx3="http://schemas.microsoft.com/office/drawing/2016/5/9/chartex" xmlns:cx4="http://schemas.microsoft.com/office/drawing/2016/5/10/chartex" xmlns:cx5="http://schemas.microsoft.com/office/drawing/2016/5/11/chartex" xmlns:cx6="http://schemas.microsoft.com/office/drawing/2016/5/12/chartex" xmlns:cx7="http://schemas.microsoft.com/office/drawing/2016/5/13/chartex" xmlns:cx8="http://schemas.microsoft.com/office/drawing/2016/5/14/chartex" xmlns:mc="http://schemas.openxmlformats.org/markup-compatibility/2006" xmlns:aink="http://schemas.microsoft.com/office/drawing/2016/ink" xmlns:am3d="http://schemas.microsoft.com/office/drawing/2017/model3d" xmlns:o="urn:schemas-microsoft-com:office:office" xmlns:oel="http://schemas.microsoft.com/office/2019/extlst" xmlns:r="http://schemas.openxmlformats.org/officeDocument/2006/relationships" xmlns:m="http://schemas.openxmlformats.org/officeDocument/2006/math" xmlns:v="urn:schemas-microsoft-com:vml" xmlns:wp14="http://schemas.microsoft.com/office/word/2010/wordprocessingDrawing" xmlns:wp="http://schemas.openxmlformats.org/drawingml/2006/wordprocessingDrawing" xmlns:w10="urn:schemas-microsoft-com:office:word" xmlns:w="http://schemas.openxmlformats.org/wordprocessingml/2006/main" xmlns:w14="http://schemas.microsoft.com/office/word/2010/wordml" xmlns:w15="http://schemas.microsoft.com/office/word/2012/wordml" xmlns:w16cex="http://schemas.microsoft.com/office/word/2018/wordml/cex" xmlns:w16cid="http://schemas.microsoft.com/office/word/2016/wordml/cid" xmlns:w16="http://schemas.microsoft.com/office/word/2018/wordml" xmlns:w16du="http://schemas.microsoft.com/office/word/2023/wordml/word16du" xmlns:w16sdtdh="http://schemas.microsoft.com/office/word/2020/wordml/sdtdatahash" xmlns:w16sdtfl="http://schemas.microsoft.com/office/word/2024/wordml/sdtformatlock" xmlns:w16se="http://schemas.microsoft.com/office/word/2015/wordml/symex" xmlns:wpg="http://schemas.microsoft.com/office/word/2010/wordprocessingGroup" xmlns:wpi="http://schemas.microsoft.com/office/word/2010/wordprocessingInk" xmlns:wne="http://schemas.microsoft.com/office/word/2006/wordml" xmlns:wps="http://schemas.microsoft.com/office/word/2010/wordprocessingShape" mc:Ignorable="w14 w15 w16se w16cid w16 w16cex w16sdtdh w16sdtfl w16du wp14">
   <w:p>
     <w:pPr>
       <w:pStyle w:val="Footer"/>
@@ -605,7 +669,7 @@
 </file>
 
 <file path=word/footer2.xml><?xml version="1.0" encoding="utf-8"?>
-<w:ftr xmlns:wpc="http://schemas.microsoft.com/office/word/2010/wordprocessingCanvas" xmlns:cx="http://schemas.microsoft.com/office/drawing/2014/chartex" xmlns:cx1="http://schemas.microsoft.com/office/drawing/2015/9/8/chartex" xmlns:cx2="http://schemas.microsoft.com/office/drawing/2015/10/21/chartex" xmlns:cx3="http://schemas.microsoft.com/office/drawing/2016/5/9/chartex" xmlns:cx4="http://schemas.microsoft.com/office/drawing/2016/5/10/chartex" xmlns:cx5="http://schemas.microsoft.com/office/drawing/2016/5/11/chartex" xmlns:cx6="http://schemas.microsoft.com/office/drawing/2016/5/12/chartex" xmlns:cx7="http://schemas.microsoft.com/office/drawing/2016/5/13/chartex" xmlns:cx8="http://schemas.microsoft.com/office/drawing/2016/5/14/chartex" xmlns:mc="http://schemas.openxmlformats.org/markup-compatibility/2006" xmlns:aink="http://schemas.microsoft.com/office/drawing/2016/ink" xmlns:am3d="http://schemas.microsoft.com/office/drawing/2017/model3d" xmlns:o="urn:schemas-microsoft-com:office:office" xmlns:oel="http://schemas.microsoft.com/office/2019/extlst" xmlns:r="http://schemas.openxmlformats.org/officeDocument/2006/relationships" xmlns:m="http://schemas.openxmlformats.org/officeDocument/2006/math" xmlns:v="urn:schemas-microsoft-com:vml" xmlns:wp14="http://schemas.microsoft.com/office/word/2010/wordprocessingDrawing" xmlns:wp="http://schemas.openxmlformats.org/drawingml/2006/wordprocessingDrawing" xmlns:w10="urn:schemas-microsoft-com:office:word" xmlns:w="http://schemas.openxmlformats.org/wordprocessingml/2006/main" xmlns:w14="http://schemas.microsoft.com/office/word/2010/wordml" xmlns:w15="http://schemas.microsoft.com/office/word/2012/wordml" xmlns:w16cex="http://schemas.microsoft.com/office/word/2018/wordml/cex" xmlns:w16cid="http://schemas.microsoft.com/office/word/2016/wordml/cid" xmlns:w16="http://schemas.microsoft.com/office/word/2018/wordml" xmlns:w16sdtdh="http://schemas.microsoft.com/office/word/2020/wordml/sdtdatahash" xmlns:w16se="http://schemas.microsoft.com/office/word/2015/wordml/symex" xmlns:wpg="http://schemas.microsoft.com/office/word/2010/wordprocessingGroup" xmlns:wpi="http://schemas.microsoft.com/office/word/2010/wordprocessingInk" xmlns:wne="http://schemas.microsoft.com/office/word/2006/wordml" xmlns:wps="http://schemas.microsoft.com/office/word/2010/wordprocessingShape" mc:Ignorable="w14 w15 w16se w16cid w16 w16cex w16sdtdh wp14">
+<w:ftr xmlns:wpc="http://schemas.microsoft.com/office/word/2010/wordprocessingCanvas" xmlns:cx="http://schemas.microsoft.com/office/drawing/2014/chartex" xmlns:cx1="http://schemas.microsoft.com/office/drawing/2015/9/8/chartex" xmlns:cx2="http://schemas.microsoft.com/office/drawing/2015/10/21/chartex" xmlns:cx3="http://schemas.microsoft.com/office/drawing/2016/5/9/chartex" xmlns:cx4="http://schemas.microsoft.com/office/drawing/2016/5/10/chartex" xmlns:cx5="http://schemas.microsoft.com/office/drawing/2016/5/11/chartex" xmlns:cx6="http://schemas.microsoft.com/office/drawing/2016/5/12/chartex" xmlns:cx7="http://schemas.microsoft.com/office/drawing/2016/5/13/chartex" xmlns:cx8="http://schemas.microsoft.com/office/drawing/2016/5/14/chartex" xmlns:mc="http://schemas.openxmlformats.org/markup-compatibility/2006" xmlns:aink="http://schemas.microsoft.com/office/drawing/2016/ink" xmlns:am3d="http://schemas.microsoft.com/office/drawing/2017/model3d" xmlns:o="urn:schemas-microsoft-com:office:office" xmlns:oel="http://schemas.microsoft.com/office/2019/extlst" xmlns:r="http://schemas.openxmlformats.org/officeDocument/2006/relationships" xmlns:m="http://schemas.openxmlformats.org/officeDocument/2006/math" xmlns:v="urn:schemas-microsoft-com:vml" xmlns:wp14="http://schemas.microsoft.com/office/word/2010/wordprocessingDrawing" xmlns:wp="http://schemas.openxmlformats.org/drawingml/2006/wordprocessingDrawing" xmlns:w10="urn:schemas-microsoft-com:office:word" xmlns:w="http://schemas.openxmlformats.org/wordprocessingml/2006/main" xmlns:w14="http://schemas.microsoft.com/office/word/2010/wordml" xmlns:w15="http://schemas.microsoft.com/office/word/2012/wordml" xmlns:w16cex="http://schemas.microsoft.com/office/word/2018/wordml/cex" xmlns:w16cid="http://schemas.microsoft.com/office/word/2016/wordml/cid" xmlns:w16="http://schemas.microsoft.com/office/word/2018/wordml" xmlns:w16du="http://schemas.microsoft.com/office/word/2023/wordml/word16du" xmlns:w16sdtdh="http://schemas.microsoft.com/office/word/2020/wordml/sdtdatahash" xmlns:w16sdtfl="http://schemas.microsoft.com/office/word/2024/wordml/sdtformatlock" xmlns:w16se="http://schemas.microsoft.com/office/word/2015/wordml/symex" xmlns:wpg="http://schemas.microsoft.com/office/word/2010/wordprocessingGroup" xmlns:wpi="http://schemas.microsoft.com/office/word/2010/wordprocessingInk" xmlns:wne="http://schemas.microsoft.com/office/word/2006/wordml" xmlns:wps="http://schemas.microsoft.com/office/word/2010/wordprocessingShape" mc:Ignorable="w14 w15 w16se w16cid w16 w16cex w16sdtdh w16sdtfl w16du wp14">
   <w:p>
     <w:pPr>
       <w:pStyle w:val="Footer"/>
@@ -615,7 +679,7 @@
 </file>
 
 <file path=word/footer3.xml><?xml version="1.0" encoding="utf-8"?>
-<w:ftr xmlns:wpc="http://schemas.microsoft.com/office/word/2010/wordprocessingCanvas" xmlns:cx="http://schemas.microsoft.com/office/drawing/2014/chartex" xmlns:cx1="http://schemas.microsoft.com/office/drawing/2015/9/8/chartex" xmlns:cx2="http://schemas.microsoft.com/office/drawing/2015/10/21/chartex" xmlns:cx3="http://schemas.microsoft.com/office/drawing/2016/5/9/chartex" xmlns:cx4="http://schemas.microsoft.com/office/drawing/2016/5/10/chartex" xmlns:cx5="http://schemas.microsoft.com/office/drawing/2016/5/11/chartex" xmlns:cx6="http://schemas.microsoft.com/office/drawing/2016/5/12/chartex" xmlns:cx7="http://schemas.microsoft.com/office/drawing/2016/5/13/chartex" xmlns:cx8="http://schemas.microsoft.com/office/drawing/2016/5/14/chartex" xmlns:mc="http://schemas.openxmlformats.org/markup-compatibility/2006" xmlns:aink="http://schemas.microsoft.com/office/drawing/2016/ink" xmlns:am3d="http://schemas.microsoft.com/office/drawing/2017/model3d" xmlns:o="urn:schemas-microsoft-com:office:office" xmlns:oel="http://schemas.microsoft.com/office/2019/extlst" xmlns:r="http://schemas.openxmlformats.org/officeDocument/2006/relationships" xmlns:m="http://schemas.openxmlformats.org/officeDocument/2006/math" xmlns:v="urn:schemas-microsoft-com:vml" xmlns:wp14="http://schemas.microsoft.com/office/word/2010/wordprocessingDrawing" xmlns:wp="http://schemas.openxmlformats.org/drawingml/2006/wordprocessingDrawing" xmlns:w10="urn:schemas-microsoft-com:office:word" xmlns:w="http://schemas.openxmlformats.org/wordprocessingml/2006/main" xmlns:w14="http://schemas.microsoft.com/office/word/2010/wordml" xmlns:w15="http://schemas.microsoft.com/office/word/2012/wordml" xmlns:w16cex="http://schemas.microsoft.com/office/word/2018/wordml/cex" xmlns:w16cid="http://schemas.microsoft.com/office/word/2016/wordml/cid" xmlns:w16="http://schemas.microsoft.com/office/word/2018/wordml" xmlns:w16sdtdh="http://schemas.microsoft.com/office/word/2020/wordml/sdtdatahash" xmlns:w16se="http://schemas.microsoft.com/office/word/2015/wordml/symex" xmlns:wpg="http://schemas.microsoft.com/office/word/2010/wordprocessingGroup" xmlns:wpi="http://schemas.microsoft.com/office/word/2010/wordprocessingInk" xmlns:wne="http://schemas.microsoft.com/office/word/2006/wordml" xmlns:wps="http://schemas.microsoft.com/office/word/2010/wordprocessingShape" mc:Ignorable="w14 w15 w16se w16cid w16 w16cex w16sdtdh wp14">
+<w:ftr xmlns:wpc="http://schemas.microsoft.com/office/word/2010/wordprocessingCanvas" xmlns:cx="http://schemas.microsoft.com/office/drawing/2014/chartex" xmlns:cx1="http://schemas.microsoft.com/office/drawing/2015/9/8/chartex" xmlns:cx2="http://schemas.microsoft.com/office/drawing/2015/10/21/chartex" xmlns:cx3="http://schemas.microsoft.com/office/drawing/2016/5/9/chartex" xmlns:cx4="http://schemas.microsoft.com/office/drawing/2016/5/10/chartex" xmlns:cx5="http://schemas.microsoft.com/office/drawing/2016/5/11/chartex" xmlns:cx6="http://schemas.microsoft.com/office/drawing/2016/5/12/chartex" xmlns:cx7="http://schemas.microsoft.com/office/drawing/2016/5/13/chartex" xmlns:cx8="http://schemas.microsoft.com/office/drawing/2016/5/14/chartex" xmlns:mc="http://schemas.openxmlformats.org/markup-compatibility/2006" xmlns:aink="http://schemas.microsoft.com/office/drawing/2016/ink" xmlns:am3d="http://schemas.microsoft.com/office/drawing/2017/model3d" xmlns:o="urn:schemas-microsoft-com:office:office" xmlns:oel="http://schemas.microsoft.com/office/2019/extlst" xmlns:r="http://schemas.openxmlformats.org/officeDocument/2006/relationships" xmlns:m="http://schemas.openxmlformats.org/officeDocument/2006/math" xmlns:v="urn:schemas-microsoft-com:vml" xmlns:wp14="http://schemas.microsoft.com/office/word/2010/wordprocessingDrawing" xmlns:wp="http://schemas.openxmlformats.org/drawingml/2006/wordprocessingDrawing" xmlns:w10="urn:schemas-microsoft-com:office:word" xmlns:w="http://schemas.openxmlformats.org/wordprocessingml/2006/main" xmlns:w14="http://schemas.microsoft.com/office/word/2010/wordml" xmlns:w15="http://schemas.microsoft.com/office/word/2012/wordml" xmlns:w16cex="http://schemas.microsoft.com/office/word/2018/wordml/cex" xmlns:w16cid="http://schemas.microsoft.com/office/word/2016/wordml/cid" xmlns:w16="http://schemas.microsoft.com/office/word/2018/wordml" xmlns:w16du="http://schemas.microsoft.com/office/word/2023/wordml/word16du" xmlns:w16sdtdh="http://schemas.microsoft.com/office/word/2020/wordml/sdtdatahash" xmlns:w16sdtfl="http://schemas.microsoft.com/office/word/2024/wordml/sdtformatlock" xmlns:w16se="http://schemas.microsoft.com/office/word/2015/wordml/symex" xmlns:wpg="http://schemas.microsoft.com/office/word/2010/wordprocessingGroup" xmlns:wpi="http://schemas.microsoft.com/office/word/2010/wordprocessingInk" xmlns:wne="http://schemas.microsoft.com/office/word/2006/wordml" xmlns:wps="http://schemas.microsoft.com/office/word/2010/wordprocessingShape" mc:Ignorable="w14 w15 w16se w16cid w16 w16cex w16sdtdh w16sdtfl w16du wp14">
   <w:p>
     <w:pPr>
       <w:pStyle w:val="Footer"/>
@@ -625,7 +689,7 @@
 </file>
 
 <file path=word/footnotes.xml><?xml version="1.0" encoding="utf-8"?>
-<w:footnotes xmlns:wpc="http://schemas.microsoft.com/office/word/2010/wordprocessingCanvas" xmlns:cx="http://schemas.microsoft.com/office/drawing/2014/chartex" xmlns:cx1="http://schemas.microsoft.com/office/drawing/2015/9/8/chartex" xmlns:cx2="http://schemas.microsoft.com/office/drawing/2015/10/21/chartex" xmlns:cx3="http://schemas.microsoft.com/office/drawing/2016/5/9/chartex" xmlns:cx4="http://schemas.microsoft.com/office/drawing/2016/5/10/chartex" xmlns:cx5="http://schemas.microsoft.com/office/drawing/2016/5/11/chartex" xmlns:cx6="http://schemas.microsoft.com/office/drawing/2016/5/12/chartex" xmlns:cx7="http://schemas.microsoft.com/office/drawing/2016/5/13/chartex" xmlns:cx8="http://schemas.microsoft.com/office/drawing/2016/5/14/chartex" xmlns:mc="http://schemas.openxmlformats.org/markup-compatibility/2006" xmlns:aink="http://schemas.microsoft.com/office/drawing/2016/ink" xmlns:am3d="http://schemas.microsoft.com/office/drawing/2017/model3d" xmlns:o="urn:schemas-microsoft-com:office:office" xmlns:oel="http://schemas.microsoft.com/office/2019/extlst" xmlns:r="http://schemas.openxmlformats.org/officeDocument/2006/relationships" xmlns:m="http://schemas.openxmlformats.org/officeDocument/2006/math" xmlns:v="urn:schemas-microsoft-com:vml" xmlns:wp14="http://schemas.microsoft.com/office/word/2010/wordprocessingDrawing" xmlns:wp="http://schemas.openxmlformats.org/drawingml/2006/wordprocessingDrawing" xmlns:w10="urn:schemas-microsoft-com:office:word" xmlns:w="http://schemas.openxmlformats.org/wordprocessingml/2006/main" xmlns:w14="http://schemas.microsoft.com/office/word/2010/wordml" xmlns:w15="http://schemas.microsoft.com/office/word/2012/wordml" xmlns:w16cex="http://schemas.microsoft.com/office/word/2018/wordml/cex" xmlns:w16cid="http://schemas.microsoft.com/office/word/2016/wordml/cid" xmlns:w16="http://schemas.microsoft.com/office/word/2018/wordml" xmlns:w16sdtdh="http://schemas.microsoft.com/office/word/2020/wordml/sdtdatahash" xmlns:w16se="http://schemas.microsoft.com/office/word/2015/wordml/symex" xmlns:wpg="http://schemas.microsoft.com/office/word/2010/wordprocessingGroup" xmlns:wpi="http://schemas.microsoft.com/office/word/2010/wordprocessingInk" xmlns:wne="http://schemas.microsoft.com/office/word/2006/wordml" xmlns:wps="http://schemas.microsoft.com/office/word/2010/wordprocessingShape" mc:Ignorable="w14 w15 w16se w16cid w16 w16cex w16sdtdh wp14">
+<w:footnotes xmlns:wpc="http://schemas.microsoft.com/office/word/2010/wordprocessingCanvas" xmlns:cx="http://schemas.microsoft.com/office/drawing/2014/chartex" xmlns:cx1="http://schemas.microsoft.com/office/drawing/2015/9/8/chartex" xmlns:cx2="http://schemas.microsoft.com/office/drawing/2015/10/21/chartex" xmlns:cx3="http://schemas.microsoft.com/office/drawing/2016/5/9/chartex" xmlns:cx4="http://schemas.microsoft.com/office/drawing/2016/5/10/chartex" xmlns:cx5="http://schemas.microsoft.com/office/drawing/2016/5/11/chartex" xmlns:cx6="http://schemas.microsoft.com/office/drawing/2016/5/12/chartex" xmlns:cx7="http://schemas.microsoft.com/office/drawing/2016/5/13/chartex" xmlns:cx8="http://schemas.microsoft.com/office/drawing/2016/5/14/chartex" xmlns:mc="http://schemas.openxmlformats.org/markup-compatibility/2006" xmlns:aink="http://schemas.microsoft.com/office/drawing/2016/ink" xmlns:am3d="http://schemas.microsoft.com/office/drawing/2017/model3d" xmlns:o="urn:schemas-microsoft-com:office:office" xmlns:oel="http://schemas.microsoft.com/office/2019/extlst" xmlns:r="http://schemas.openxmlformats.org/officeDocument/2006/relationships" xmlns:m="http://schemas.openxmlformats.org/officeDocument/2006/math" xmlns:v="urn:schemas-microsoft-com:vml" xmlns:wp14="http://schemas.microsoft.com/office/word/2010/wordprocessingDrawing" xmlns:wp="http://schemas.openxmlformats.org/drawingml/2006/wordprocessingDrawing" xmlns:w10="urn:schemas-microsoft-com:office:word" xmlns:w="http://schemas.openxmlformats.org/wordprocessingml/2006/main" xmlns:w14="http://schemas.microsoft.com/office/word/2010/wordml" xmlns:w15="http://schemas.microsoft.com/office/word/2012/wordml" xmlns:w16cex="http://schemas.microsoft.com/office/word/2018/wordml/cex" xmlns:w16cid="http://schemas.microsoft.com/office/word/2016/wordml/cid" xmlns:w16="http://schemas.microsoft.com/office/word/2018/wordml" xmlns:w16du="http://schemas.microsoft.com/office/word/2023/wordml/word16du" xmlns:w16sdtdh="http://schemas.microsoft.com/office/word/2020/wordml/sdtdatahash" xmlns:w16sdtfl="http://schemas.microsoft.com/office/word/2024/wordml/sdtformatlock" xmlns:w16se="http://schemas.microsoft.com/office/word/2015/wordml/symex" xmlns:wpg="http://schemas.microsoft.com/office/word/2010/wordprocessingGroup" xmlns:wpi="http://schemas.microsoft.com/office/word/2010/wordprocessingInk" xmlns:wne="http://schemas.microsoft.com/office/word/2006/wordml" xmlns:wps="http://schemas.microsoft.com/office/word/2010/wordprocessingShape" mc:Ignorable="w14 w15 w16se w16cid w16 w16cex w16sdtdh w16sdtfl w16du wp14">
   <w:footnote w:type="separator" w:id="-1">
     <w:p>
       <w:pPr>
@@ -650,7 +714,7 @@
 </file>
 
 <file path=word/header1.xml><?xml version="1.0" encoding="utf-8"?>
-<w:hdr xmlns:wpc="http://schemas.microsoft.com/office/word/2010/wordprocessingCanvas" xmlns:cx="http://schemas.microsoft.com/office/drawing/2014/chartex" xmlns:cx1="http://schemas.microsoft.com/office/drawing/2015/9/8/chartex" xmlns:cx2="http://schemas.microsoft.com/office/drawing/2015/10/21/chartex" xmlns:cx3="http://schemas.microsoft.com/office/drawing/2016/5/9/chartex" xmlns:cx4="http://schemas.microsoft.com/office/drawing/2016/5/10/chartex" xmlns:cx5="http://schemas.microsoft.com/office/drawing/2016/5/11/chartex" xmlns:cx6="http://schemas.microsoft.com/office/drawing/2016/5/12/chartex" xmlns:cx7="http://schemas.microsoft.com/office/drawing/2016/5/13/chartex" xmlns:cx8="http://schemas.microsoft.com/office/drawing/2016/5/14/chartex" xmlns:mc="http://schemas.openxmlformats.org/markup-compatibility/2006" xmlns:aink="http://schemas.microsoft.com/office/drawing/2016/ink" xmlns:am3d="http://schemas.microsoft.com/office/drawing/2017/model3d" xmlns:o="urn:schemas-microsoft-com:office:office" xmlns:oel="http://schemas.microsoft.com/office/2019/extlst" xmlns:r="http://schemas.openxmlformats.org/officeDocument/2006/relationships" xmlns:m="http://schemas.openxmlformats.org/officeDocument/2006/math" xmlns:v="urn:schemas-microsoft-com:vml" xmlns:wp14="http://schemas.microsoft.com/office/word/2010/wordprocessingDrawing" xmlns:wp="http://schemas.openxmlformats.org/drawingml/2006/wordprocessingDrawing" xmlns:w10="urn:schemas-microsoft-com:office:word" xmlns:w="http://schemas.openxmlformats.org/wordprocessingml/2006/main" xmlns:w14="http://schemas.microsoft.com/office/word/2010/wordml" xmlns:w15="http://schemas.microsoft.com/office/word/2012/wordml" xmlns:w16cex="http://schemas.microsoft.com/office/word/2018/wordml/cex" xmlns:w16cid="http://schemas.microsoft.com/office/word/2016/wordml/cid" xmlns:w16="http://schemas.microsoft.com/office/word/2018/wordml" xmlns:w16sdtdh="http://schemas.microsoft.com/office/word/2020/wordml/sdtdatahash" xmlns:w16se="http://schemas.microsoft.com/office/word/2015/wordml/symex" xmlns:wpg="http://schemas.microsoft.com/office/word/2010/wordprocessingGroup" xmlns:wpi="http://schemas.microsoft.com/office/word/2010/wordprocessingInk" xmlns:wne="http://schemas.microsoft.com/office/word/2006/wordml" xmlns:wps="http://schemas.microsoft.com/office/word/2010/wordprocessingShape" mc:Ignorable="w14 w15 w16se w16cid w16 w16cex w16sdtdh wp14">
+<w:hdr xmlns:wpc="http://schemas.microsoft.com/office/word/2010/wordprocessingCanvas" xmlns:cx="http://schemas.microsoft.com/office/drawing/2014/chartex" xmlns:cx1="http://schemas.microsoft.com/office/drawing/2015/9/8/chartex" xmlns:cx2="http://schemas.microsoft.com/office/drawing/2015/10/21/chartex" xmlns:cx3="http://schemas.microsoft.com/office/drawing/2016/5/9/chartex" xmlns:cx4="http://schemas.microsoft.com/office/drawing/2016/5/10/chartex" xmlns:cx5="http://schemas.microsoft.com/office/drawing/2016/5/11/chartex" xmlns:cx6="http://schemas.microsoft.com/office/drawing/2016/5/12/chartex" xmlns:cx7="http://schemas.microsoft.com/office/drawing/2016/5/13/chartex" xmlns:cx8="http://schemas.microsoft.com/office/drawing/2016/5/14/chartex" xmlns:mc="http://schemas.openxmlformats.org/markup-compatibility/2006" xmlns:aink="http://schemas.microsoft.com/office/drawing/2016/ink" xmlns:am3d="http://schemas.microsoft.com/office/drawing/2017/model3d" xmlns:o="urn:schemas-microsoft-com:office:office" xmlns:oel="http://schemas.microsoft.com/office/2019/extlst" xmlns:r="http://schemas.openxmlformats.org/officeDocument/2006/relationships" xmlns:m="http://schemas.openxmlformats.org/officeDocument/2006/math" xmlns:v="urn:schemas-microsoft-com:vml" xmlns:wp14="http://schemas.microsoft.com/office/word/2010/wordprocessingDrawing" xmlns:wp="http://schemas.openxmlformats.org/drawingml/2006/wordprocessingDrawing" xmlns:w10="urn:schemas-microsoft-com:office:word" xmlns:w="http://schemas.openxmlformats.org/wordprocessingml/2006/main" xmlns:w14="http://schemas.microsoft.com/office/word/2010/wordml" xmlns:w15="http://schemas.microsoft.com/office/word/2012/wordml" xmlns:w16cex="http://schemas.microsoft.com/office/word/2018/wordml/cex" xmlns:w16cid="http://schemas.microsoft.com/office/word/2016/wordml/cid" xmlns:w16="http://schemas.microsoft.com/office/word/2018/wordml" xmlns:w16du="http://schemas.microsoft.com/office/word/2023/wordml/word16du" xmlns:w16sdtdh="http://schemas.microsoft.com/office/word/2020/wordml/sdtdatahash" xmlns:w16sdtfl="http://schemas.microsoft.com/office/word/2024/wordml/sdtformatlock" xmlns:w16se="http://schemas.microsoft.com/office/word/2015/wordml/symex" xmlns:wpg="http://schemas.microsoft.com/office/word/2010/wordprocessingGroup" xmlns:wpi="http://schemas.microsoft.com/office/word/2010/wordprocessingInk" xmlns:wne="http://schemas.microsoft.com/office/word/2006/wordml" xmlns:wps="http://schemas.microsoft.com/office/word/2010/wordprocessingShape" mc:Ignorable="w14 w15 w16se w16cid w16 w16cex w16sdtdh w16sdtfl w16du wp14">
   <w:p>
     <w:pPr>
       <w:pStyle w:val="Header"/>
@@ -660,7 +724,7 @@
 </file>
 
 <file path=word/header2.xml><?xml version="1.0" encoding="utf-8"?>
-<w:hdr xmlns:wpc="http://schemas.microsoft.com/office/word/2010/wordprocessingCanvas" xmlns:cx="http://schemas.microsoft.com/office/drawing/2014/chartex" xmlns:cx1="http://schemas.microsoft.com/office/drawing/2015/9/8/chartex" xmlns:cx2="http://schemas.microsoft.com/office/drawing/2015/10/21/chartex" xmlns:cx3="http://schemas.microsoft.com/office/drawing/2016/5/9/chartex" xmlns:cx4="http://schemas.microsoft.com/office/drawing/2016/5/10/chartex" xmlns:cx5="http://schemas.microsoft.com/office/drawing/2016/5/11/chartex" xmlns:cx6="http://schemas.microsoft.com/office/drawing/2016/5/12/chartex" xmlns:cx7="http://schemas.microsoft.com/office/drawing/2016/5/13/chartex" xmlns:cx8="http://schemas.microsoft.com/office/drawing/2016/5/14/chartex" xmlns:mc="http://schemas.openxmlformats.org/markup-compatibility/2006" xmlns:aink="http://schemas.microsoft.com/office/drawing/2016/ink" xmlns:am3d="http://schemas.microsoft.com/office/drawing/2017/model3d" xmlns:o="urn:schemas-microsoft-com:office:office" xmlns:oel="http://schemas.microsoft.com/office/2019/extlst" xmlns:r="http://schemas.openxmlformats.org/officeDocument/2006/relationships" xmlns:m="http://schemas.openxmlformats.org/officeDocument/2006/math" xmlns:v="urn:schemas-microsoft-com:vml" xmlns:wp14="http://schemas.microsoft.com/office/word/2010/wordprocessingDrawing" xmlns:wp="http://schemas.openxmlformats.org/drawingml/2006/wordprocessingDrawing" xmlns:w10="urn:schemas-microsoft-com:office:word" xmlns:w="http://schemas.openxmlformats.org/wordprocessingml/2006/main" xmlns:w14="http://schemas.microsoft.com/office/word/2010/wordml" xmlns:w15="http://schemas.microsoft.com/office/word/2012/wordml" xmlns:w16cex="http://schemas.microsoft.com/office/word/2018/wordml/cex" xmlns:w16cid="http://schemas.microsoft.com/office/word/2016/wordml/cid" xmlns:w16="http://schemas.microsoft.com/office/word/2018/wordml" xmlns:w16sdtdh="http://schemas.microsoft.com/office/word/2020/wordml/sdtdatahash" xmlns:w16se="http://schemas.microsoft.com/office/word/2015/wordml/symex" xmlns:wpg="http://schemas.microsoft.com/office/word/2010/wordprocessingGroup" xmlns:wpi="http://schemas.microsoft.com/office/word/2010/wordprocessingInk" xmlns:wne="http://schemas.microsoft.com/office/word/2006/wordml" xmlns:wps="http://schemas.microsoft.com/office/word/2010/wordprocessingShape" mc:Ignorable="w14 w15 w16se w16cid w16 w16cex w16sdtdh wp14">
+<w:hdr xmlns:wpc="http://schemas.microsoft.com/office/word/2010/wordprocessingCanvas" xmlns:cx="http://schemas.microsoft.com/office/drawing/2014/chartex" xmlns:cx1="http://schemas.microsoft.com/office/drawing/2015/9/8/chartex" xmlns:cx2="http://schemas.microsoft.com/office/drawing/2015/10/21/chartex" xmlns:cx3="http://schemas.microsoft.com/office/drawing/2016/5/9/chartex" xmlns:cx4="http://schemas.microsoft.com/office/drawing/2016/5/10/chartex" xmlns:cx5="http://schemas.microsoft.com/office/drawing/2016/5/11/chartex" xmlns:cx6="http://schemas.microsoft.com/office/drawing/2016/5/12/chartex" xmlns:cx7="http://schemas.microsoft.com/office/drawing/2016/5/13/chartex" xmlns:cx8="http://schemas.microsoft.com/office/drawing/2016/5/14/chartex" xmlns:mc="http://schemas.openxmlformats.org/markup-compatibility/2006" xmlns:aink="http://schemas.microsoft.com/office/drawing/2016/ink" xmlns:am3d="http://schemas.microsoft.com/office/drawing/2017/model3d" xmlns:o="urn:schemas-microsoft-com:office:office" xmlns:oel="http://schemas.microsoft.com/office/2019/extlst" xmlns:r="http://schemas.openxmlformats.org/officeDocument/2006/relationships" xmlns:m="http://schemas.openxmlformats.org/officeDocument/2006/math" xmlns:v="urn:schemas-microsoft-com:vml" xmlns:wp14="http://schemas.microsoft.com/office/word/2010/wordprocessingDrawing" xmlns:wp="http://schemas.openxmlformats.org/drawingml/2006/wordprocessingDrawing" xmlns:w10="urn:schemas-microsoft-com:office:word" xmlns:w="http://schemas.openxmlformats.org/wordprocessingml/2006/main" xmlns:w14="http://schemas.microsoft.com/office/word/2010/wordml" xmlns:w15="http://schemas.microsoft.com/office/word/2012/wordml" xmlns:w16cex="http://schemas.microsoft.com/office/word/2018/wordml/cex" xmlns:w16cid="http://schemas.microsoft.com/office/word/2016/wordml/cid" xmlns:w16="http://schemas.microsoft.com/office/word/2018/wordml" xmlns:w16du="http://schemas.microsoft.com/office/word/2023/wordml/word16du" xmlns:w16sdtdh="http://schemas.microsoft.com/office/word/2020/wordml/sdtdatahash" xmlns:w16sdtfl="http://schemas.microsoft.com/office/word/2024/wordml/sdtformatlock" xmlns:w16se="http://schemas.microsoft.com/office/word/2015/wordml/symex" xmlns:wpg="http://schemas.microsoft.com/office/word/2010/wordprocessingGroup" xmlns:wpi="http://schemas.microsoft.com/office/word/2010/wordprocessingInk" xmlns:wne="http://schemas.microsoft.com/office/word/2006/wordml" xmlns:wps="http://schemas.microsoft.com/office/word/2010/wordprocessingShape" mc:Ignorable="w14 w15 w16se w16cid w16 w16cex w16sdtdh w16sdtfl w16du wp14">
   <w:p>
     <w:pPr>
       <w:pStyle w:val="Header"/>
@@ -671,7 +735,7 @@
 </file>
 
 <file path=word/header3.xml><?xml version="1.0" encoding="utf-8"?>
-<w:hdr xmlns:wpc="http://schemas.microsoft.com/office/word/2010/wordprocessingCanvas" xmlns:cx="http://schemas.microsoft.com/office/drawing/2014/chartex" xmlns:cx1="http://schemas.microsoft.com/office/drawing/2015/9/8/chartex" xmlns:cx2="http://schemas.microsoft.com/office/drawing/2015/10/21/chartex" xmlns:cx3="http://schemas.microsoft.com/office/drawing/2016/5/9/chartex" xmlns:cx4="http://schemas.microsoft.com/office/drawing/2016/5/10/chartex" xmlns:cx5="http://schemas.microsoft.com/office/drawing/2016/5/11/chartex" xmlns:cx6="http://schemas.microsoft.com/office/drawing/2016/5/12/chartex" xmlns:cx7="http://schemas.microsoft.com/office/drawing/2016/5/13/chartex" xmlns:cx8="http://schemas.microsoft.com/office/drawing/2016/5/14/chartex" xmlns:mc="http://schemas.openxmlformats.org/markup-compatibility/2006" xmlns:aink="http://schemas.microsoft.com/office/drawing/2016/ink" xmlns:am3d="http://schemas.microsoft.com/office/drawing/2017/model3d" xmlns:o="urn:schemas-microsoft-com:office:office" xmlns:oel="http://schemas.microsoft.com/office/2019/extlst" xmlns:r="http://schemas.openxmlformats.org/officeDocument/2006/relationships" xmlns:m="http://schemas.openxmlformats.org/officeDocument/2006/math" xmlns:v="urn:schemas-microsoft-com:vml" xmlns:wp14="http://schemas.microsoft.com/office/word/2010/wordprocessingDrawing" xmlns:wp="http://schemas.openxmlformats.org/drawingml/2006/wordprocessingDrawing" xmlns:w10="urn:schemas-microsoft-com:office:word" xmlns:w="http://schemas.openxmlformats.org/wordprocessingml/2006/main" xmlns:w14="http://schemas.microsoft.com/office/word/2010/wordml" xmlns:w15="http://schemas.microsoft.com/office/word/2012/wordml" xmlns:w16cex="http://schemas.microsoft.com/office/word/2018/wordml/cex" xmlns:w16cid="http://schemas.microsoft.com/office/word/2016/wordml/cid" xmlns:w16="http://schemas.microsoft.com/office/word/2018/wordml" xmlns:w16sdtdh="http://schemas.microsoft.com/office/word/2020/wordml/sdtdatahash" xmlns:w16se="http://schemas.microsoft.com/office/word/2015/wordml/symex" xmlns:wpg="http://schemas.microsoft.com/office/word/2010/wordprocessingGroup" xmlns:wpi="http://schemas.microsoft.com/office/word/2010/wordprocessingInk" xmlns:wne="http://schemas.microsoft.com/office/word/2006/wordml" xmlns:wps="http://schemas.microsoft.com/office/word/2010/wordprocessingShape" mc:Ignorable="w14 w15 w16se w16cid w16 w16cex w16sdtdh wp14">
+<w:hdr xmlns:wpc="http://schemas.microsoft.com/office/word/2010/wordprocessingCanvas" xmlns:cx="http://schemas.microsoft.com/office/drawing/2014/chartex" xmlns:cx1="http://schemas.microsoft.com/office/drawing/2015/9/8/chartex" xmlns:cx2="http://schemas.microsoft.com/office/drawing/2015/10/21/chartex" xmlns:cx3="http://schemas.microsoft.com/office/drawing/2016/5/9/chartex" xmlns:cx4="http://schemas.microsoft.com/office/drawing/2016/5/10/chartex" xmlns:cx5="http://schemas.microsoft.com/office/drawing/2016/5/11/chartex" xmlns:cx6="http://schemas.microsoft.com/office/drawing/2016/5/12/chartex" xmlns:cx7="http://schemas.microsoft.com/office/drawing/2016/5/13/chartex" xmlns:cx8="http://schemas.microsoft.com/office/drawing/2016/5/14/chartex" xmlns:mc="http://schemas.openxmlformats.org/markup-compatibility/2006" xmlns:aink="http://schemas.microsoft.com/office/drawing/2016/ink" xmlns:am3d="http://schemas.microsoft.com/office/drawing/2017/model3d" xmlns:o="urn:schemas-microsoft-com:office:office" xmlns:oel="http://schemas.microsoft.com/office/2019/extlst" xmlns:r="http://schemas.openxmlformats.org/officeDocument/2006/relationships" xmlns:m="http://schemas.openxmlformats.org/officeDocument/2006/math" xmlns:v="urn:schemas-microsoft-com:vml" xmlns:wp14="http://schemas.microsoft.com/office/word/2010/wordprocessingDrawing" xmlns:wp="http://schemas.openxmlformats.org/drawingml/2006/wordprocessingDrawing" xmlns:w10="urn:schemas-microsoft-com:office:word" xmlns:w="http://schemas.openxmlformats.org/wordprocessingml/2006/main" xmlns:w14="http://schemas.microsoft.com/office/word/2010/wordml" xmlns:w15="http://schemas.microsoft.com/office/word/2012/wordml" xmlns:w16cex="http://schemas.microsoft.com/office/word/2018/wordml/cex" xmlns:w16cid="http://schemas.microsoft.com/office/word/2016/wordml/cid" xmlns:w16="http://schemas.microsoft.com/office/word/2018/wordml" xmlns:w16du="http://schemas.microsoft.com/office/word/2023/wordml/word16du" xmlns:w16sdtdh="http://schemas.microsoft.com/office/word/2020/wordml/sdtdatahash" xmlns:w16sdtfl="http://schemas.microsoft.com/office/word/2024/wordml/sdtformatlock" xmlns:w16se="http://schemas.microsoft.com/office/word/2015/wordml/symex" xmlns:wpg="http://schemas.microsoft.com/office/word/2010/wordprocessingGroup" xmlns:wpi="http://schemas.microsoft.com/office/word/2010/wordprocessingInk" xmlns:wne="http://schemas.microsoft.com/office/word/2006/wordml" xmlns:wps="http://schemas.microsoft.com/office/word/2010/wordprocessingShape" mc:Ignorable="w14 w15 w16se w16cid w16 w16cex w16sdtdh w16sdtfl w16du wp14">
   <w:p>
     <w:pPr>
       <w:pStyle w:val="Header"/>
@@ -680,7 +744,7 @@
     <w:r>
       <w:tab/>
       <w:tab/>
-      <w:t>2026-06-17</w:t>
+      <w:t>2026-06-18</w:t>
       <w:br/>
       <w:br/>
     </w:r>
@@ -697,7 +761,7 @@
 </file>
 
 <file path=word/numbering.xml><?xml version="1.0" encoding="utf-8"?>
-<w:numbering xmlns:wpc="http://schemas.microsoft.com/office/word/2010/wordprocessingCanvas" xmlns:cx="http://schemas.microsoft.com/office/drawing/2014/chartex" xmlns:cx1="http://schemas.microsoft.com/office/drawing/2015/9/8/chartex" xmlns:cx2="http://schemas.microsoft.com/office/drawing/2015/10/21/chartex" xmlns:cx3="http://schemas.microsoft.com/office/drawing/2016/5/9/chartex" xmlns:cx4="http://schemas.microsoft.com/office/drawing/2016/5/10/chartex" xmlns:cx5="http://schemas.microsoft.com/office/drawing/2016/5/11/chartex" xmlns:cx6="http://schemas.microsoft.com/office/drawing/2016/5/12/chartex" xmlns:cx7="http://schemas.microsoft.com/office/drawing/2016/5/13/chartex" xmlns:cx8="http://schemas.microsoft.com/office/drawing/2016/5/14/chartex" xmlns:mc="http://schemas.openxmlformats.org/markup-compatibility/2006" xmlns:aink="http://schemas.microsoft.com/office/drawing/2016/ink" xmlns:am3d="http://schemas.microsoft.com/office/drawing/2017/model3d" xmlns:o="urn:schemas-microsoft-com:office:office" xmlns:oel="http://schemas.microsoft.com/office/2019/extlst" xmlns:r="http://schemas.openxmlformats.org/officeDocument/2006/relationships" xmlns:m="http://schemas.openxmlformats.org/officeDocument/2006/math" xmlns:v="urn:schemas-microsoft-com:vml" xmlns:wp14="http://schemas.microsoft.com/office/word/2010/wordprocessingDrawing" xmlns:wp="http://schemas.openxmlformats.org/drawingml/2006/wordprocessingDrawing" xmlns:w10="urn:schemas-microsoft-com:office:word" xmlns:w="http://schemas.openxmlformats.org/wordprocessingml/2006/main" xmlns:w14="http://schemas.microsoft.com/office/word/2010/wordml" xmlns:w15="http://schemas.microsoft.com/office/word/2012/wordml" xmlns:w16cex="http://schemas.microsoft.com/office/word/2018/wordml/cex" xmlns:w16cid="http://schemas.microsoft.com/office/word/2016/wordml/cid" xmlns:w16="http://schemas.microsoft.com/office/word/2018/wordml" xmlns:w16sdtdh="http://schemas.microsoft.com/office/word/2020/wordml/sdtdatahash" xmlns:w16se="http://schemas.microsoft.com/office/word/2015/wordml/symex" xmlns:wpg="http://schemas.microsoft.com/office/word/2010/wordprocessingGroup" xmlns:wpi="http://schemas.microsoft.com/office/word/2010/wordprocessingInk" xmlns:wne="http://schemas.microsoft.com/office/word/2006/wordml" xmlns:wps="http://schemas.microsoft.com/office/word/2010/wordprocessingShape" mc:Ignorable="w14 w15 w16se w16cid w16 w16cex w16sdtdh wp14">
+<w:numbering xmlns:wpc="http://schemas.microsoft.com/office/word/2010/wordprocessingCanvas" xmlns:cx="http://schemas.microsoft.com/office/drawing/2014/chartex" xmlns:cx1="http://schemas.microsoft.com/office/drawing/2015/9/8/chartex" xmlns:cx2="http://schemas.microsoft.com/office/drawing/2015/10/21/chartex" xmlns:cx3="http://schemas.microsoft.com/office/drawing/2016/5/9/chartex" xmlns:cx4="http://schemas.microsoft.com/office/drawing/2016/5/10/chartex" xmlns:cx5="http://schemas.microsoft.com/office/drawing/2016/5/11/chartex" xmlns:cx6="http://schemas.microsoft.com/office/drawing/2016/5/12/chartex" xmlns:cx7="http://schemas.microsoft.com/office/drawing/2016/5/13/chartex" xmlns:cx8="http://schemas.microsoft.com/office/drawing/2016/5/14/chartex" xmlns:mc="http://schemas.openxmlformats.org/markup-compatibility/2006" xmlns:aink="http://schemas.microsoft.com/office/drawing/2016/ink" xmlns:am3d="http://schemas.microsoft.com/office/drawing/2017/model3d" xmlns:o="urn:schemas-microsoft-com:office:office" xmlns:oel="http://schemas.microsoft.com/office/2019/extlst" xmlns:r="http://schemas.openxmlformats.org/officeDocument/2006/relationships" xmlns:m="http://schemas.openxmlformats.org/officeDocument/2006/math" xmlns:v="urn:schemas-microsoft-com:vml" xmlns:wp14="http://schemas.microsoft.com/office/word/2010/wordprocessingDrawing" xmlns:wp="http://schemas.openxmlformats.org/drawingml/2006/wordprocessingDrawing" xmlns:w10="urn:schemas-microsoft-com:office:word" xmlns:w="http://schemas.openxmlformats.org/wordprocessingml/2006/main" xmlns:w14="http://schemas.microsoft.com/office/word/2010/wordml" xmlns:w15="http://schemas.microsoft.com/office/word/2012/wordml" xmlns:w16cex="http://schemas.microsoft.com/office/word/2018/wordml/cex" xmlns:w16cid="http://schemas.microsoft.com/office/word/2016/wordml/cid" xmlns:w16="http://schemas.microsoft.com/office/word/2018/wordml" xmlns:w16du="http://schemas.microsoft.com/office/word/2023/wordml/word16du" xmlns:w16sdtdh="http://schemas.microsoft.com/office/word/2020/wordml/sdtdatahash" xmlns:w16sdtfl="http://schemas.microsoft.com/office/word/2024/wordml/sdtformatlock" xmlns:w16se="http://schemas.microsoft.com/office/word/2015/wordml/symex" xmlns:wpg="http://schemas.microsoft.com/office/word/2010/wordprocessingGroup" xmlns:wpi="http://schemas.microsoft.com/office/word/2010/wordprocessingInk" xmlns:wne="http://schemas.microsoft.com/office/word/2006/wordml" xmlns:wps="http://schemas.microsoft.com/office/word/2010/wordprocessingShape" mc:Ignorable="w14 w15 w16se w16cid w16 w16cex w16sdtdh w16sdtfl w16du wp14">
   <w:abstractNum w:abstractNumId="0" w15:restartNumberingAfterBreak="0">
     <w:nsid w:val="FFFFFF7C"/>
     <w:multiLevelType w:val="singleLevel"/>
@@ -900,7 +964,7 @@
 </file>
 
 <file path=word/styles.xml><?xml version="1.0" encoding="utf-8"?>
-<w:styles xmlns:mc="http://schemas.openxmlformats.org/markup-compatibility/2006" xmlns:r="http://schemas.openxmlformats.org/officeDocument/2006/relationships" xmlns:w="http://schemas.openxmlformats.org/wordprocessingml/2006/main" xmlns:w14="http://schemas.microsoft.com/office/word/2010/wordml" xmlns:w15="http://schemas.microsoft.com/office/word/2012/wordml" xmlns:w16cex="http://schemas.microsoft.com/office/word/2018/wordml/cex" xmlns:w16cid="http://schemas.microsoft.com/office/word/2016/wordml/cid" xmlns:w16="http://schemas.microsoft.com/office/word/2018/wordml" xmlns:w16sdtdh="http://schemas.microsoft.com/office/word/2020/wordml/sdtdatahash" xmlns:w16se="http://schemas.microsoft.com/office/word/2015/wordml/symex" mc:Ignorable="w14 w15 w16se w16cid w16 w16cex w16sdtdh">
+<w:styles xmlns:mc="http://schemas.openxmlformats.org/markup-compatibility/2006" xmlns:r="http://schemas.openxmlformats.org/officeDocument/2006/relationships" xmlns:w="http://schemas.openxmlformats.org/wordprocessingml/2006/main" xmlns:w14="http://schemas.microsoft.com/office/word/2010/wordml" xmlns:w15="http://schemas.microsoft.com/office/word/2012/wordml" xmlns:w16cex="http://schemas.microsoft.com/office/word/2018/wordml/cex" xmlns:w16cid="http://schemas.microsoft.com/office/word/2016/wordml/cid" xmlns:w16="http://schemas.microsoft.com/office/word/2018/wordml" xmlns:w16du="http://schemas.microsoft.com/office/word/2023/wordml/word16du" xmlns:w16sdtdh="http://schemas.microsoft.com/office/word/2020/wordml/sdtdatahash" xmlns:w16sdtfl="http://schemas.microsoft.com/office/word/2024/wordml/sdtformatlock" xmlns:w16se="http://schemas.microsoft.com/office/word/2015/wordml/symex" mc:Ignorable="w14 w15 w16se w16cid w16 w16cex w16sdtdh w16sdtfl w16du">
   <w:docDefaults>
     <w:rPrDefault>
       <w:rPr>
@@ -1658,7 +1722,7 @@
     <w:link w:val="TitleChar"/>
     <w:uiPriority w:val="10"/>
     <w:qFormat/>
-    <w:rsid w:val="007106C8"/>
+    <w:rsid w:val="00E854FA"/>
     <w:pPr>
       <w:spacing w:after="300" w:line="240" w:lineRule="auto"/>
       <w:contextualSpacing/>
@@ -1668,7 +1732,7 @@
       <w:rFonts w:eastAsiaTheme="majorEastAsia" w:cstheme="majorBidi"/>
       <w:spacing w:val="5"/>
       <w:kern w:val="28"/>
-      <w:sz w:val="52"/>
+      <w:sz w:val="40"/>
       <w:szCs w:val="52"/>
       <w:lang w:val="sv-SE" w:eastAsia="en-US" w:bidi="ar-SA"/>
     </w:rPr>
@@ -1678,12 +1742,12 @@
     <w:basedOn w:val="DefaultParagraphFont"/>
     <w:link w:val="Title"/>
     <w:uiPriority w:val="10"/>
-    <w:rsid w:val="007106C8"/>
+    <w:rsid w:val="00E854FA"/>
     <w:rPr>
       <w:rFonts w:ascii="Times New Roman" w:eastAsiaTheme="majorEastAsia" w:hAnsi="Times New Roman" w:cstheme="majorBidi"/>
       <w:spacing w:val="5"/>
       <w:kern w:val="28"/>
-      <w:sz w:val="52"/>
+      <w:sz w:val="40"/>
       <w:szCs w:val="52"/>
       <w:lang w:val="sv-SE" w:eastAsia="en-US" w:bidi="ar-SA"/>
     </w:rPr>

--- a/klagomål/A 4820-2026 FSC-klagomål.docx
+++ b/klagomål/A 4820-2026 FSC-klagomål.docx
@@ -744,7 +744,7 @@
     <w:r>
       <w:tab/>
       <w:tab/>
-      <w:t>2026-06-18</w:t>
+      <w:t>2026-06-19</w:t>
       <w:br/>
       <w:br/>
     </w:r>

--- a/klagomål/A 4820-2026 FSC-klagomål.docx
+++ b/klagomål/A 4820-2026 FSC-klagomål.docx
@@ -744,7 +744,7 @@
     <w:r>
       <w:tab/>
       <w:tab/>
-      <w:t>2026-06-19</w:t>
+      <w:t>2026-06-20</w:t>
       <w:br/>
       <w:br/>
     </w:r>

--- a/klagomål/A 4820-2026 FSC-klagomål.docx
+++ b/klagomål/A 4820-2026 FSC-klagomål.docx
@@ -168,38 +168,7 @@
     </w:p>
     <w:p>
       <w:r>
-        <w:t>Detta dokument behandlar höga naturvärden i avverkningsanmälan A 4820-2026 i Norrköpings kommun som inkom 2026-01-26 och omfattar 5,9 ha.</w:t>
-      </w:r>
-    </w:p>
-    <w:p>
-      <w:r>
-        <w:t>Nedan presenteras fynd av naturvårdsarter som gjorts i det avverkningsanmälda området, samt relevanta utdrag ur standarderna för FSC, Chain of Custody, Controlled Wood och PEFC.</w:t>
-      </w:r>
-    </w:p>
-    <w:p>
-      <w:r>
-        <w:t>Vi förväntar oss att ni återkommer med ett skriftligt svar på vårt klagomål och även beskriver vilka korrigerande åtgärder ni satt in för att rätta till identifierade brister i er efterlevnad av den svenska FSC standarden.</w:t>
-      </w:r>
-    </w:p>
-    <w:p>
-      <w:pPr>
-        <w:pStyle w:val="Heading1"/>
-      </w:pPr>
-      <w:r>
-        <w:t>Naturvårdsarter</w:t>
-      </w:r>
-    </w:p>
-    <w:p>
-      <w:r>
-        <w:t>Inom 7 meter från avverkningsanmälan har följande 5 naturvårdsarter hittats: gammelekslav (NT, T), gul dropplav (NT), skuggorangelav (NT), tallticka (NT, T) och brun nållav (S). Av dessa är 4 rödlistade. För rödlistade arter har rödlistekategorin angivits inom parentes. Arter som är signalarter enligt Skogsstyrelsen har markerats med (S). Typiska arter inom Natura 2000 som är kopplade till skogsekosystem har markerats med (T).</w:t>
-      </w:r>
-    </w:p>
-    <w:p>
-      <w:r>
-        <w:t>De påträffade naturvårdsarterna är ett tydligt kvitto på att det rör sig om en skog med höga naturvärden.</w:t>
-      </w:r>
-      <w:r>
-        <w:t xml:space="preserve"> I Figur 1 visas fyndplatser för naturvårdsarter i området, som finns registrerade på Artportalen.</w:t>
+        <w:t>Detta klagomål behandlar höga naturvärden i avverkningsanmälan A 4820-2026 i Norrköpings kommun som inkom 2026-01-26 och omfattar 5,9 ha.</w:t>
       </w:r>
     </w:p>
     <w:p>
@@ -209,7 +178,7 @@
       <w:r>
         <w:drawing>
           <wp:inline xmlns:a="http://schemas.openxmlformats.org/drawingml/2006/main" xmlns:pic="http://schemas.openxmlformats.org/drawingml/2006/picture">
-            <wp:extent cx="4081287" cy="5688000"/>
+            <wp:extent cx="4107118" cy="5724000"/>
             <wp:docPr id="1" name="Picture 1"/>
             <wp:cNvGraphicFramePr>
               <a:graphicFrameLocks noChangeAspect="1"/>
@@ -230,7 +199,7 @@
                   <pic:spPr>
                     <a:xfrm>
                       <a:off x="0" y="0"/>
-                      <a:ext cx="4081287" cy="5688000"/>
+                      <a:ext cx="4107118" cy="5724000"/>
                     </a:xfrm>
                     <a:prstGeom prst="rect"/>
                   </pic:spPr>
@@ -247,7 +216,35 @@
         <w:spacing w:after="240"/>
       </w:pPr>
       <w:r>
-        <w:t>Figur 1. Fyndplatser för naturvårdsarter inom 7 meter från avverkningsanmälan (röd linje). Markörer utan svart kant är placerade på fyndplatsen. Markörer med svart kant är placerade vid sidan av fyndplatsen och har ett svart streck som visar fyndplatsens exakta position. Kartans mittpunktskoordinat är N 6478712, E 600610 i SWEREF 99 TM.</w:t>
+        <w:t>Figur 1. Fyndplatser för naturvårdsarter inom 7 meter från avverkningsanmälan. Markörer utan svart kant är placerade på fyndplatsen. Markörer med svart kant är placerade vid sidan av fyndplatsen har ett svart streck som visar fyndplatsens exakta position. Kartans mittpunktskoordinat är N 6478712, E 600610 i SWEREF 99 TM.</w:t>
+      </w:r>
+    </w:p>
+    <w:p>
+      <w:r>
+        <w:t>Inom 7 meter från avverkningsanmälan finns fynd av 5 naturvårdsarter, varav 4 är rödlistade, 2 är typiska (T) och 1 är signalart (S): gammelekslav (NT, T), gul dropplav (NT), skuggorangelav (NT), tallticka (NT, T) och brun nållav (S). Se Figur 1.</w:t>
+      </w:r>
+    </w:p>
+    <w:p>
+      <w:r>
+        <w:t>Nedan presenteras relevanta utdrag ur standarderna för FSC, Chain of Custody, Controlled Wood och PEFC.</w:t>
+      </w:r>
+    </w:p>
+    <w:p>
+      <w:r>
+        <w:t>Vi förväntar oss att ni återkommer med ett skriftligt svar på vårt klagomål och även beskriver vilka korrigerande åtgärder ni satt in för att rätta till identifierade brister i er efterlevnad av den svenska FSC standarden.</w:t>
+      </w:r>
+    </w:p>
+    <w:p>
+      <w:pPr>
+        <w:pStyle w:val="Heading1"/>
+      </w:pPr>
+      <w:r>
+        <w:t>Naturvårdsarter och fridlysta arter</w:t>
+      </w:r>
+    </w:p>
+    <w:p>
+      <w:r>
+        <w:t>Nedan följer beskrivningar av de naturvårdsarter och fridlysta arter som har sina livsmiljöer och växtplatser i den avverkningsanmälda skogen. De påträffade naturvårdsarterna är ett tydligt kvitto på att det rör sig om en skog med höga naturvärden.</w:t>
       </w:r>
     </w:p>
     <w:p>
@@ -744,7 +741,7 @@
     <w:r>
       <w:tab/>
       <w:tab/>
-      <w:t>2026-06-20</w:t>
+      <w:t>2026-06-21</w:t>
       <w:br/>
       <w:br/>
     </w:r>

--- a/klagomål/A 4820-2026 FSC-klagomål.docx
+++ b/klagomål/A 4820-2026 FSC-klagomål.docx
@@ -741,7 +741,7 @@
     <w:r>
       <w:tab/>
       <w:tab/>
-      <w:t>2026-06-21</w:t>
+      <w:t>2026-06-22</w:t>
       <w:br/>
       <w:br/>
     </w:r>

--- a/klagomål/A 4820-2026 FSC-klagomål.docx
+++ b/klagomål/A 4820-2026 FSC-klagomål.docx
@@ -741,7 +741,7 @@
     <w:r>
       <w:tab/>
       <w:tab/>
-      <w:t>2026-06-22</w:t>
+      <w:t>2026-06-23</w:t>
       <w:br/>
       <w:br/>
     </w:r>

--- a/klagomål/A 4820-2026 FSC-klagomål.docx
+++ b/klagomål/A 4820-2026 FSC-klagomål.docx
@@ -741,7 +741,7 @@
     <w:r>
       <w:tab/>
       <w:tab/>
-      <w:t>2026-06-23</w:t>
+      <w:t>2026-06-24</w:t>
       <w:br/>
       <w:br/>
     </w:r>

--- a/klagomål/A 4820-2026 FSC-klagomål.docx
+++ b/klagomål/A 4820-2026 FSC-klagomål.docx
@@ -741,7 +741,7 @@
     <w:r>
       <w:tab/>
       <w:tab/>
-      <w:t>2026-06-24</w:t>
+      <w:t>2026-06-25</w:t>
       <w:br/>
       <w:br/>
     </w:r>

--- a/klagomål/A 4820-2026 FSC-klagomål.docx
+++ b/klagomål/A 4820-2026 FSC-klagomål.docx
@@ -741,7 +741,7 @@
     <w:r>
       <w:tab/>
       <w:tab/>
-      <w:t>2026-06-25</w:t>
+      <w:t>2026-06-26</w:t>
       <w:br/>
       <w:br/>
     </w:r>

--- a/klagomål/A 4820-2026 FSC-klagomål.docx
+++ b/klagomål/A 4820-2026 FSC-klagomål.docx
@@ -741,7 +741,7 @@
     <w:r>
       <w:tab/>
       <w:tab/>
-      <w:t>2026-06-26</w:t>
+      <w:t>2026-06-27</w:t>
       <w:br/>
       <w:br/>
     </w:r>

--- a/klagomål/A 4820-2026 FSC-klagomål.docx
+++ b/klagomål/A 4820-2026 FSC-klagomål.docx
@@ -741,7 +741,7 @@
     <w:r>
       <w:tab/>
       <w:tab/>
-      <w:t>2026-06-27</w:t>
+      <w:t>2026-06-28</w:t>
       <w:br/>
       <w:br/>
     </w:r>

--- a/klagomål/A 4820-2026 FSC-klagomål.docx
+++ b/klagomål/A 4820-2026 FSC-klagomål.docx
@@ -741,7 +741,7 @@
     <w:r>
       <w:tab/>
       <w:tab/>
-      <w:t>2026-06-28</w:t>
+      <w:t>2026-06-29</w:t>
       <w:br/>
       <w:br/>
     </w:r>

--- a/klagomål/A 4820-2026 FSC-klagomål.docx
+++ b/klagomål/A 4820-2026 FSC-klagomål.docx
@@ -741,7 +741,7 @@
     <w:r>
       <w:tab/>
       <w:tab/>
-      <w:t>2026-06-29</w:t>
+      <w:t>2026-06-30</w:t>
       <w:br/>
       <w:br/>
     </w:r>

--- a/klagomål/A 4820-2026 FSC-klagomål.docx
+++ b/klagomål/A 4820-2026 FSC-klagomål.docx
@@ -741,7 +741,7 @@
     <w:r>
       <w:tab/>
       <w:tab/>
-      <w:t>2026-06-30</w:t>
+      <w:t>2026-07-01</w:t>
       <w:br/>
       <w:br/>
     </w:r>

--- a/klagomål/A 4820-2026 FSC-klagomål.docx
+++ b/klagomål/A 4820-2026 FSC-klagomål.docx
@@ -741,7 +741,7 @@
     <w:r>
       <w:tab/>
       <w:tab/>
-      <w:t>2026-07-13</w:t>
+      <w:t>2026-07-14</w:t>
       <w:br/>
       <w:br/>
     </w:r>

--- a/klagomål/A 4820-2026 FSC-klagomål.docx
+++ b/klagomål/A 4820-2026 FSC-klagomål.docx
@@ -741,7 +741,7 @@
     <w:r>
       <w:tab/>
       <w:tab/>
-      <w:t>2026-07-14</w:t>
+      <w:t>2026-07-15</w:t>
       <w:br/>
       <w:br/>
     </w:r>

--- a/klagomål/A 4820-2026 FSC-klagomål.docx
+++ b/klagomål/A 4820-2026 FSC-klagomål.docx
@@ -741,7 +741,7 @@
     <w:r>
       <w:tab/>
       <w:tab/>
-      <w:t>2026-07-15</w:t>
+      <w:t>2026-07-16</w:t>
       <w:br/>
       <w:br/>
     </w:r>

--- a/klagomål/A 4820-2026 FSC-klagomål.docx
+++ b/klagomål/A 4820-2026 FSC-klagomål.docx
@@ -741,7 +741,7 @@
     <w:r>
       <w:tab/>
       <w:tab/>
-      <w:t>2026-07-16</w:t>
+      <w:t>2026-07-17</w:t>
       <w:br/>
       <w:br/>
     </w:r>

--- a/klagomål/A 4820-2026 FSC-klagomål.docx
+++ b/klagomål/A 4820-2026 FSC-klagomål.docx
@@ -741,7 +741,7 @@
     <w:r>
       <w:tab/>
       <w:tab/>
-      <w:t>2026-07-17</w:t>
+      <w:t>2026-07-18</w:t>
       <w:br/>
       <w:br/>
     </w:r>

--- a/klagomål/A 4820-2026 FSC-klagomål.docx
+++ b/klagomål/A 4820-2026 FSC-klagomål.docx
@@ -741,7 +741,7 @@
     <w:r>
       <w:tab/>
       <w:tab/>
-      <w:t>2026-07-18</w:t>
+      <w:t>2026-07-19</w:t>
       <w:br/>
       <w:br/>
     </w:r>

--- a/klagomål/A 4820-2026 FSC-klagomål.docx
+++ b/klagomål/A 4820-2026 FSC-klagomål.docx
@@ -741,7 +741,7 @@
     <w:r>
       <w:tab/>
       <w:tab/>
-      <w:t>2026-07-19</w:t>
+      <w:t>2026-07-20</w:t>
       <w:br/>
       <w:br/>
     </w:r>

--- a/klagomål/A 4820-2026 FSC-klagomål.docx
+++ b/klagomål/A 4820-2026 FSC-klagomål.docx
@@ -741,7 +741,7 @@
     <w:r>
       <w:tab/>
       <w:tab/>
-      <w:t>2026-07-20</w:t>
+      <w:t>2026-07-21</w:t>
       <w:br/>
       <w:br/>
     </w:r>

--- a/klagomål/A 4820-2026 FSC-klagomål.docx
+++ b/klagomål/A 4820-2026 FSC-klagomål.docx
@@ -741,7 +741,7 @@
     <w:r>
       <w:tab/>
       <w:tab/>
-      <w:t>2026-07-21</w:t>
+      <w:t>2026-07-22</w:t>
       <w:br/>
       <w:br/>
     </w:r>

--- a/klagomål/A 4820-2026 FSC-klagomål.docx
+++ b/klagomål/A 4820-2026 FSC-klagomål.docx
@@ -741,7 +741,7 @@
     <w:r>
       <w:tab/>
       <w:tab/>
-      <w:t>2026-07-22</w:t>
+      <w:t>2026-07-23</w:t>
       <w:br/>
       <w:br/>
     </w:r>

--- a/klagomål/A 4820-2026 FSC-klagomål.docx
+++ b/klagomål/A 4820-2026 FSC-klagomål.docx
@@ -741,7 +741,7 @@
     <w:r>
       <w:tab/>
       <w:tab/>
-      <w:t>2026-07-23</w:t>
+      <w:t>2026-07-24</w:t>
       <w:br/>
       <w:br/>
     </w:r>

--- a/klagomål/A 4820-2026 FSC-klagomål.docx
+++ b/klagomål/A 4820-2026 FSC-klagomål.docx
@@ -741,7 +741,7 @@
     <w:r>
       <w:tab/>
       <w:tab/>
-      <w:t>2026-07-24</w:t>
+      <w:t>2026-07-25</w:t>
       <w:br/>
       <w:br/>
     </w:r>

--- a/klagomål/A 4820-2026 FSC-klagomål.docx
+++ b/klagomål/A 4820-2026 FSC-klagomål.docx
@@ -741,7 +741,7 @@
     <w:r>
       <w:tab/>
       <w:tab/>
-      <w:t>2026-07-25</w:t>
+      <w:t>2026-07-26</w:t>
       <w:br/>
       <w:br/>
     </w:r>

--- a/klagomål/A 4820-2026 FSC-klagomål.docx
+++ b/klagomål/A 4820-2026 FSC-klagomål.docx
@@ -741,7 +741,7 @@
     <w:r>
       <w:tab/>
       <w:tab/>
-      <w:t>2026-07-26</w:t>
+      <w:t>2026-07-27</w:t>
       <w:br/>
       <w:br/>
     </w:r>

--- a/klagomål/A 4820-2026 FSC-klagomål.docx
+++ b/klagomål/A 4820-2026 FSC-klagomål.docx
@@ -741,7 +741,7 @@
     <w:r>
       <w:tab/>
       <w:tab/>
-      <w:t>2026-07-27</w:t>
+      <w:t>2026-07-28</w:t>
       <w:br/>
       <w:br/>
     </w:r>

--- a/klagomål/A 4820-2026 FSC-klagomål.docx
+++ b/klagomål/A 4820-2026 FSC-klagomål.docx
@@ -741,7 +741,7 @@
     <w:r>
       <w:tab/>
       <w:tab/>
-      <w:t>2026-07-28</w:t>
+      <w:t>2026-07-29</w:t>
       <w:br/>
       <w:br/>
     </w:r>

--- a/klagomål/A 4820-2026 FSC-klagomål.docx
+++ b/klagomål/A 4820-2026 FSC-klagomål.docx
@@ -741,7 +741,7 @@
     <w:r>
       <w:tab/>
       <w:tab/>
-      <w:t>2026-07-29</w:t>
+      <w:t>2026-07-30</w:t>
       <w:br/>
       <w:br/>
     </w:r>

--- a/klagomål/A 4820-2026 FSC-klagomål.docx
+++ b/klagomål/A 4820-2026 FSC-klagomål.docx
@@ -741,7 +741,7 @@
     <w:r>
       <w:tab/>
       <w:tab/>
-      <w:t>2026-07-30</w:t>
+      <w:t>2026-07-31</w:t>
       <w:br/>
       <w:br/>
     </w:r>

--- a/klagomål/A 4820-2026 FSC-klagomål.docx
+++ b/klagomål/A 4820-2026 FSC-klagomål.docx
@@ -741,7 +741,7 @@
     <w:r>
       <w:tab/>
       <w:tab/>
-      <w:t>2026-07-31</w:t>
+      <w:t>2026-08-01</w:t>
       <w:br/>
       <w:br/>
     </w:r>

--- a/klagomål/A 4820-2026 FSC-klagomål.docx
+++ b/klagomål/A 4820-2026 FSC-klagomål.docx
@@ -741,7 +741,7 @@
     <w:r>
       <w:tab/>
       <w:tab/>
-      <w:t>2026-08-01</w:t>
+      <w:t>2026-08-02</w:t>
       <w:br/>
       <w:br/>
     </w:r>

--- a/klagomål/A 4820-2026 FSC-klagomål.docx
+++ b/klagomål/A 4820-2026 FSC-klagomål.docx
@@ -741,7 +741,7 @@
     <w:r>
       <w:tab/>
       <w:tab/>
-      <w:t>2026-08-02</w:t>
+      <w:t>2026-08-03</w:t>
       <w:br/>
       <w:br/>
     </w:r>

--- a/klagomål/A 4820-2026 FSC-klagomål.docx
+++ b/klagomål/A 4820-2026 FSC-klagomål.docx
@@ -741,7 +741,7 @@
     <w:r>
       <w:tab/>
       <w:tab/>
-      <w:t>2026-08-03</w:t>
+      <w:t>2026-08-05</w:t>
       <w:br/>
       <w:br/>
     </w:r>

--- a/klagomål/A 4820-2026 FSC-klagomål.docx
+++ b/klagomål/A 4820-2026 FSC-klagomål.docx
@@ -741,7 +741,7 @@
     <w:r>
       <w:tab/>
       <w:tab/>
-      <w:t>2026-08-05</w:t>
+      <w:t>2026-08-07</w:t>
       <w:br/>
       <w:br/>
     </w:r>

--- a/klagomål/A 4820-2026 FSC-klagomål.docx
+++ b/klagomål/A 4820-2026 FSC-klagomål.docx
@@ -741,7 +741,7 @@
     <w:r>
       <w:tab/>
       <w:tab/>
-      <w:t>2026-08-07</w:t>
+      <w:t>2026-08-08</w:t>
       <w:br/>
       <w:br/>
     </w:r>

--- a/klagomål/A 4820-2026 FSC-klagomål.docx
+++ b/klagomål/A 4820-2026 FSC-klagomål.docx
@@ -216,7 +216,7 @@
         <w:spacing w:after="240"/>
       </w:pPr>
       <w:r>
-        <w:t>Figur 1. Fyndplatser för naturvårdsarter inom 7 meter från avverkningsanmälan. Markörer utan svart kant är placerade på fyndplatsen. Markörer med svart kant är placerade vid sidan av fyndplatsen har ett svart streck som visar fyndplatsens exakta position. Kartans mittpunktskoordinat är N 6478712, E 600610 i SWEREF 99 TM.</w:t>
+        <w:t>Figur 1. Fyndplatser för naturvårdsarter inom 7 meter från avverkningsanmälan. Markörer utan svart kant är placerade på fyndplatsen. Markörer med svart kant är placerade vid sidan av fyndplatsen och har ett svart streck som visar fyndplatsens exakta position. Kartans mittpunktskoordinat är N 6478712, E 600610 i SWEREF 99 TM.</w:t>
       </w:r>
     </w:p>
     <w:p>
@@ -741,7 +741,7 @@
     <w:r>
       <w:tab/>
       <w:tab/>
-      <w:t>2026-08-14</w:t>
+      <w:t>2026-08-15</w:t>
       <w:br/>
       <w:br/>
     </w:r>

--- a/klagomål/A 4820-2026 FSC-klagomål.docx
+++ b/klagomål/A 4820-2026 FSC-klagomål.docx
@@ -741,7 +741,7 @@
     <w:r>
       <w:tab/>
       <w:tab/>
-      <w:t>2026-08-15</w:t>
+      <w:t>2026-08-16</w:t>
       <w:br/>
       <w:br/>
     </w:r>

--- a/klagomål/A 4820-2026 FSC-klagomål.docx
+++ b/klagomål/A 4820-2026 FSC-klagomål.docx
@@ -741,7 +741,7 @@
     <w:r>
       <w:tab/>
       <w:tab/>
-      <w:t>2026-08-16</w:t>
+      <w:t>2026-08-17</w:t>
       <w:br/>
       <w:br/>
     </w:r>

--- a/klagomål/A 4820-2026 FSC-klagomål.docx
+++ b/klagomål/A 4820-2026 FSC-klagomål.docx
@@ -741,7 +741,7 @@
     <w:r>
       <w:tab/>
       <w:tab/>
-      <w:t>2026-08-17</w:t>
+      <w:t>2026-08-18</w:t>
       <w:br/>
       <w:br/>
     </w:r>

--- a/klagomål/A 4820-2026 FSC-klagomål.docx
+++ b/klagomål/A 4820-2026 FSC-klagomål.docx
@@ -741,7 +741,7 @@
     <w:r>
       <w:tab/>
       <w:tab/>
-      <w:t>2026-08-18</w:t>
+      <w:t>2026-08-19</w:t>
       <w:br/>
       <w:br/>
     </w:r>

--- a/klagomål/A 4820-2026 FSC-klagomål.docx
+++ b/klagomål/A 4820-2026 FSC-klagomål.docx
@@ -741,7 +741,7 @@
     <w:r>
       <w:tab/>
       <w:tab/>
-      <w:t>2026-08-19</w:t>
+      <w:t>2026-08-20</w:t>
       <w:br/>
       <w:br/>
     </w:r>

--- a/klagomål/A 4820-2026 FSC-klagomål.docx
+++ b/klagomål/A 4820-2026 FSC-klagomål.docx
@@ -741,7 +741,7 @@
     <w:r>
       <w:tab/>
       <w:tab/>
-      <w:t>2026-08-20</w:t>
+      <w:t>2026-08-21</w:t>
       <w:br/>
       <w:br/>
     </w:r>

--- a/klagomål/A 4820-2026 FSC-klagomål.docx
+++ b/klagomål/A 4820-2026 FSC-klagomål.docx
@@ -741,7 +741,7 @@
     <w:r>
       <w:tab/>
       <w:tab/>
-      <w:t>2026-08-21</w:t>
+      <w:t>2026-08-22</w:t>
       <w:br/>
       <w:br/>
     </w:r>

--- a/klagomål/A 4820-2026 FSC-klagomål.docx
+++ b/klagomål/A 4820-2026 FSC-klagomål.docx
@@ -741,7 +741,7 @@
     <w:r>
       <w:tab/>
       <w:tab/>
-      <w:t>2026-08-22</w:t>
+      <w:t>2026-08-23</w:t>
       <w:br/>
       <w:br/>
     </w:r>

--- a/klagomål/A 4820-2026 FSC-klagomål.docx
+++ b/klagomål/A 4820-2026 FSC-klagomål.docx
@@ -741,7 +741,7 @@
     <w:r>
       <w:tab/>
       <w:tab/>
-      <w:t>2026-08-23</w:t>
+      <w:t>2026-08-24</w:t>
       <w:br/>
       <w:br/>
     </w:r>

--- a/klagomål/A 4820-2026 FSC-klagomål.docx
+++ b/klagomål/A 4820-2026 FSC-klagomål.docx
@@ -741,7 +741,7 @@
     <w:r>
       <w:tab/>
       <w:tab/>
-      <w:t>2026-08-24</w:t>
+      <w:t>2026-08-25</w:t>
       <w:br/>
       <w:br/>
     </w:r>

--- a/klagomål/A 4820-2026 FSC-klagomål.docx
+++ b/klagomål/A 4820-2026 FSC-klagomål.docx
@@ -741,7 +741,7 @@
     <w:r>
       <w:tab/>
       <w:tab/>
-      <w:t>2026-08-25</w:t>
+      <w:t>2026-08-26</w:t>
       <w:br/>
       <w:br/>
     </w:r>

--- a/klagomål/A 4820-2026 FSC-klagomål.docx
+++ b/klagomål/A 4820-2026 FSC-klagomål.docx
@@ -741,7 +741,7 @@
     <w:r>
       <w:tab/>
       <w:tab/>
-      <w:t>2026-08-26</w:t>
+      <w:t>2026-08-27</w:t>
       <w:br/>
       <w:br/>
     </w:r>

--- a/klagomål/A 4820-2026 FSC-klagomål.docx
+++ b/klagomål/A 4820-2026 FSC-klagomål.docx
@@ -741,7 +741,7 @@
     <w:r>
       <w:tab/>
       <w:tab/>
-      <w:t>2026-08-27</w:t>
+      <w:t>2026-08-28</w:t>
       <w:br/>
       <w:br/>
     </w:r>

--- a/klagomål/A 4820-2026 FSC-klagomål.docx
+++ b/klagomål/A 4820-2026 FSC-klagomål.docx
@@ -741,7 +741,7 @@
     <w:r>
       <w:tab/>
       <w:tab/>
-      <w:t>2026-08-28</w:t>
+      <w:t>2026-08-29</w:t>
       <w:br/>
       <w:br/>
     </w:r>

--- a/klagomål/A 4820-2026 FSC-klagomål.docx
+++ b/klagomål/A 4820-2026 FSC-klagomål.docx
@@ -741,7 +741,7 @@
     <w:r>
       <w:tab/>
       <w:tab/>
-      <w:t>2026-08-29</w:t>
+      <w:t>2026-08-31</w:t>
       <w:br/>
       <w:br/>
     </w:r>

--- a/klagomål/A 4820-2026 FSC-klagomål.docx
+++ b/klagomål/A 4820-2026 FSC-klagomål.docx
@@ -741,7 +741,7 @@
     <w:r>
       <w:tab/>
       <w:tab/>
-      <w:t>2026-08-31</w:t>
+      <w:t>2026-09-01</w:t>
       <w:br/>
       <w:br/>
     </w:r>

--- a/klagomål/A 4820-2026 FSC-klagomål.docx
+++ b/klagomål/A 4820-2026 FSC-klagomål.docx
@@ -741,7 +741,7 @@
     <w:r>
       <w:tab/>
       <w:tab/>
-      <w:t>2026-09-01</w:t>
+      <w:t>2026-09-02</w:t>
       <w:br/>
       <w:br/>
     </w:r>

--- a/klagomål/A 4820-2026 FSC-klagomål.docx
+++ b/klagomål/A 4820-2026 FSC-klagomål.docx
@@ -741,7 +741,7 @@
     <w:r>
       <w:tab/>
       <w:tab/>
-      <w:t>2026-09-02</w:t>
+      <w:t>2026-09-03</w:t>
       <w:br/>
       <w:br/>
     </w:r>

--- a/klagomål/A 4820-2026 FSC-klagomål.docx
+++ b/klagomål/A 4820-2026 FSC-klagomål.docx
@@ -741,7 +741,7 @@
     <w:r>
       <w:tab/>
       <w:tab/>
-      <w:t>2026-09-03</w:t>
+      <w:t>2026-09-04</w:t>
       <w:br/>
       <w:br/>
     </w:r>

--- a/klagomål/A 4820-2026 FSC-klagomål.docx
+++ b/klagomål/A 4820-2026 FSC-klagomål.docx
@@ -741,7 +741,7 @@
     <w:r>
       <w:tab/>
       <w:tab/>
-      <w:t>2026-09-04</w:t>
+      <w:t>2026-09-05</w:t>
       <w:br/>
       <w:br/>
     </w:r>
